--- a/DAY2 - TUGAS/Tugas_Python_Dasar_Kelas Santai.docx
+++ b/DAY2 - TUGAS/Tugas_Python_Dasar_Kelas Santai.docx
@@ -174,6 +174,9 @@
               <w:keepLines/>
               <w:spacing w:line="264" w:lineRule="auto"/>
             </w:pPr>
+            <w:r>
+              <w:t>27/SEP/2026</w:t>
+            </w:r>
           </w:p>
         </w:tc>
       </w:tr>
@@ -273,15 +276,7 @@
         <w:t>tanpa menjalankannya</w:t>
       </w:r>
       <w:r>
-        <w:t xml:space="preserve">. Tulis dulu jawabanmu, setelah itu baru boleh dicek di </w:t>
-      </w:r>
-      <w:proofErr w:type="spellStart"/>
-      <w:r>
-        <w:t>Python</w:t>
-      </w:r>
-      <w:proofErr w:type="spellEnd"/>
-      <w:r>
-        <w:t>.</w:t>
+        <w:t>. Tulis dulu jawabanmu, setelah itu baru boleh dicek di Python.</w:t>
       </w:r>
     </w:p>
     <w:p>
@@ -353,15 +348,7 @@
         <w:spacing w:after="60" w:line="276" w:lineRule="auto"/>
       </w:pPr>
       <w:r>
-        <w:t xml:space="preserve">Kumpulkan jawaban Bagian A dan B pada lembar ini, sedangkan program Bagian C dan Bonus dalam </w:t>
-      </w:r>
-      <w:proofErr w:type="spellStart"/>
-      <w:r>
-        <w:t>file</w:t>
-      </w:r>
-      <w:proofErr w:type="spellEnd"/>
-      <w:r>
-        <w:t xml:space="preserve"> terpisah: </w:t>
+        <w:t xml:space="preserve">Kumpulkan jawaban Bagian A dan B pada lembar ini, sedangkan program Bagian C dan Bonus dalam file terpisah: </w:t>
       </w:r>
       <w:r>
         <w:rPr>
@@ -399,39 +386,7 @@
         <w:spacing w:after="60" w:line="276" w:lineRule="auto"/>
       </w:pPr>
       <w:r>
-        <w:t xml:space="preserve">Kode </w:t>
-      </w:r>
-      <w:proofErr w:type="spellStart"/>
-      <w:r>
-        <w:t>dipush</w:t>
-      </w:r>
-      <w:proofErr w:type="spellEnd"/>
-      <w:r>
-        <w:t xml:space="preserve"> ke </w:t>
-      </w:r>
-      <w:proofErr w:type="spellStart"/>
-      <w:r>
-        <w:t>github</w:t>
-      </w:r>
-      <w:proofErr w:type="spellEnd"/>
-      <w:r>
-        <w:t xml:space="preserve"> </w:t>
-      </w:r>
-      <w:proofErr w:type="spellStart"/>
-      <w:r>
-        <w:t>masing</w:t>
-      </w:r>
-      <w:proofErr w:type="spellEnd"/>
-      <w:r>
-        <w:t xml:space="preserve"> </w:t>
-      </w:r>
-      <w:proofErr w:type="spellStart"/>
-      <w:r>
-        <w:t>masing</w:t>
-      </w:r>
-      <w:proofErr w:type="spellEnd"/>
-      <w:r>
-        <w:t>.</w:t>
+        <w:t>Kode dipush ke github masing masing.</w:t>
       </w:r>
     </w:p>
     <w:p>
@@ -595,23 +550,7 @@
                 <w:sz w:val="20"/>
                 <w:szCs w:val="20"/>
               </w:rPr>
-              <w:t xml:space="preserve">Prediksi </w:t>
-            </w:r>
-            <w:proofErr w:type="spellStart"/>
-            <w:r>
-              <w:rPr>
-                <w:sz w:val="20"/>
-                <w:szCs w:val="20"/>
-              </w:rPr>
-              <w:t>output</w:t>
-            </w:r>
-            <w:proofErr w:type="spellEnd"/>
-            <w:r>
-              <w:rPr>
-                <w:sz w:val="20"/>
-                <w:szCs w:val="20"/>
-              </w:rPr>
-              <w:t xml:space="preserve"> — 12 soal</w:t>
+              <w:t>Prediksi output — 12 soal</w:t>
             </w:r>
           </w:p>
         </w:tc>
@@ -686,21 +625,12 @@
               <w:keepLines/>
               <w:spacing w:line="264" w:lineRule="auto"/>
             </w:pPr>
-            <w:proofErr w:type="spellStart"/>
-            <w:r>
-              <w:rPr>
-                <w:sz w:val="20"/>
-                <w:szCs w:val="20"/>
-              </w:rPr>
-              <w:t>Debugging</w:t>
-            </w:r>
-            <w:proofErr w:type="spellEnd"/>
-            <w:r>
-              <w:rPr>
-                <w:sz w:val="20"/>
-                <w:szCs w:val="20"/>
-              </w:rPr>
-              <w:t xml:space="preserve"> program — 4 soal</w:t>
+            <w:r>
+              <w:rPr>
+                <w:sz w:val="20"/>
+                <w:szCs w:val="20"/>
+              </w:rPr>
+              <w:t>Debugging program — 4 soal</w:t>
             </w:r>
           </w:p>
         </w:tc>
@@ -993,15 +923,7 @@
       </w:pPr>
       <w:r>
         <w:lastRenderedPageBreak/>
-        <w:t xml:space="preserve">Bagian A — Prediksi </w:t>
-      </w:r>
-      <w:proofErr w:type="spellStart"/>
-      <w:r>
-        <w:t>Output</w:t>
-      </w:r>
-      <w:proofErr w:type="spellEnd"/>
-      <w:r>
-        <w:t xml:space="preserve"> (24 poin)</w:t>
+        <w:t>Bagian A — Prediksi Output (24 poin)</w:t>
       </w:r>
     </w:p>
     <w:p>
@@ -1010,23 +932,7 @@
         <w:spacing w:after="120" w:line="276" w:lineRule="auto"/>
       </w:pPr>
       <w:r>
-        <w:t xml:space="preserve">Tuliskan </w:t>
-      </w:r>
-      <w:proofErr w:type="spellStart"/>
-      <w:r>
-        <w:t>output</w:t>
-      </w:r>
-      <w:proofErr w:type="spellEnd"/>
-      <w:r>
-        <w:t xml:space="preserve"> yang tepat dari setiap kode berikut beserta alasan singkatnya. Jika kode menghasilkan </w:t>
-      </w:r>
-      <w:proofErr w:type="spellStart"/>
-      <w:r>
-        <w:t>error</w:t>
-      </w:r>
-      <w:proofErr w:type="spellEnd"/>
-      <w:r>
-        <w:t xml:space="preserve">, tulis </w:t>
+        <w:t xml:space="preserve">Tuliskan output yang tepat dari setiap kode berikut beserta alasan singkatnya. Jika kode menghasilkan error, tulis </w:t>
       </w:r>
       <w:r>
         <w:rPr>
@@ -1036,23 +942,7 @@
         <w:t>ERROR</w:t>
       </w:r>
       <w:r>
-        <w:t xml:space="preserve"> dan nama </w:t>
-      </w:r>
-      <w:proofErr w:type="spellStart"/>
-      <w:r>
-        <w:t>error-nya</w:t>
-      </w:r>
-      <w:proofErr w:type="spellEnd"/>
-      <w:r>
-        <w:t xml:space="preserve">. Setiap soal bernilai 2 poin: 1 poin untuk </w:t>
-      </w:r>
-      <w:proofErr w:type="spellStart"/>
-      <w:r>
-        <w:t>output</w:t>
-      </w:r>
-      <w:proofErr w:type="spellEnd"/>
-      <w:r>
-        <w:t xml:space="preserve"> dan 1 poin untuk alasan.</w:t>
+        <w:t xml:space="preserve"> dan nama error-nya. Setiap soal bernilai 2 poin: 1 poin untuk output dan 1 poin untuk alasan.</w:t>
       </w:r>
     </w:p>
     <w:tbl>
@@ -1098,7 +988,6 @@
             <w:pPr>
               <w:jc w:val="center"/>
             </w:pPr>
-            <w:proofErr w:type="spellStart"/>
             <w:r>
               <w:rPr>
                 <w:b/>
@@ -1109,7 +998,6 @@
               </w:rPr>
               <w:t>No</w:t>
             </w:r>
-            <w:proofErr w:type="spellEnd"/>
           </w:p>
         </w:tc>
         <w:tc>
@@ -1158,29 +1046,7 @@
                 <w:sz w:val="20"/>
                 <w:szCs w:val="20"/>
               </w:rPr>
-              <w:t>Jawabanmu (</w:t>
-            </w:r>
-            <w:proofErr w:type="spellStart"/>
-            <w:r>
-              <w:rPr>
-                <w:b/>
-                <w:bCs/>
-                <w:color w:val="FFFFFF"/>
-                <w:sz w:val="20"/>
-                <w:szCs w:val="20"/>
-              </w:rPr>
-              <w:t>output</w:t>
-            </w:r>
-            <w:proofErr w:type="spellEnd"/>
-            <w:r>
-              <w:rPr>
-                <w:b/>
-                <w:bCs/>
-                <w:color w:val="FFFFFF"/>
-                <w:sz w:val="20"/>
-                <w:szCs w:val="20"/>
-              </w:rPr>
-              <w:t xml:space="preserve"> dan alasan singkat)</w:t>
+              <w:t>Jawabanmu (output dan alasan singkat)</w:t>
             </w:r>
           </w:p>
         </w:tc>
@@ -1235,23 +1101,13 @@
               <w:keepLines/>
               <w:spacing w:line="250" w:lineRule="auto"/>
             </w:pPr>
-            <w:proofErr w:type="spellStart"/>
-            <w:r>
-              <w:rPr>
-                <w:rFonts w:ascii="Courier New" w:eastAsia="Courier New" w:hAnsi="Courier New" w:cs="Courier New"/>
-                <w:sz w:val="18"/>
-                <w:szCs w:val="18"/>
-              </w:rPr>
-              <w:t>print</w:t>
-            </w:r>
-            <w:proofErr w:type="spellEnd"/>
-            <w:r>
-              <w:rPr>
-                <w:rFonts w:ascii="Courier New" w:eastAsia="Courier New" w:hAnsi="Courier New" w:cs="Courier New"/>
-                <w:sz w:val="18"/>
-                <w:szCs w:val="18"/>
-              </w:rPr>
-              <w:t>(17 // 5 * 2 + 17 % 5 ** 2)</w:t>
+            <w:r>
+              <w:rPr>
+                <w:rFonts w:ascii="Courier New" w:eastAsia="Courier New" w:hAnsi="Courier New" w:cs="Courier New"/>
+                <w:sz w:val="18"/>
+                <w:szCs w:val="18"/>
+              </w:rPr>
+              <w:t>print(17 // 5 * 2 + 17 % 5 ** 2)</w:t>
             </w:r>
           </w:p>
         </w:tc>
@@ -1326,23 +1182,13 @@
               <w:keepLines/>
               <w:spacing w:line="250" w:lineRule="auto"/>
             </w:pPr>
-            <w:proofErr w:type="spellStart"/>
-            <w:r>
-              <w:rPr>
-                <w:rFonts w:ascii="Courier New" w:eastAsia="Courier New" w:hAnsi="Courier New" w:cs="Courier New"/>
-                <w:sz w:val="18"/>
-                <w:szCs w:val="18"/>
-              </w:rPr>
-              <w:t>print</w:t>
-            </w:r>
-            <w:proofErr w:type="spellEnd"/>
-            <w:r>
-              <w:rPr>
-                <w:rFonts w:ascii="Courier New" w:eastAsia="Courier New" w:hAnsi="Courier New" w:cs="Courier New"/>
-                <w:sz w:val="18"/>
-                <w:szCs w:val="18"/>
-              </w:rPr>
-              <w:t>(2 ** 3 ** 2, (2 ** 3) ** 2)</w:t>
+            <w:r>
+              <w:rPr>
+                <w:rFonts w:ascii="Courier New" w:eastAsia="Courier New" w:hAnsi="Courier New" w:cs="Courier New"/>
+                <w:sz w:val="18"/>
+                <w:szCs w:val="18"/>
+              </w:rPr>
+              <w:t>print(2 ** 3 ** 2, (2 ** 3) ** 2)</w:t>
             </w:r>
           </w:p>
         </w:tc>
@@ -1417,23 +1263,13 @@
               <w:keepLines/>
               <w:spacing w:line="250" w:lineRule="auto"/>
             </w:pPr>
-            <w:proofErr w:type="spellStart"/>
-            <w:r>
-              <w:rPr>
-                <w:rFonts w:ascii="Courier New" w:eastAsia="Courier New" w:hAnsi="Courier New" w:cs="Courier New"/>
-                <w:sz w:val="18"/>
-                <w:szCs w:val="18"/>
-              </w:rPr>
-              <w:t>print</w:t>
-            </w:r>
-            <w:proofErr w:type="spellEnd"/>
-            <w:r>
-              <w:rPr>
-                <w:rFonts w:ascii="Courier New" w:eastAsia="Courier New" w:hAnsi="Courier New" w:cs="Courier New"/>
-                <w:sz w:val="18"/>
-                <w:szCs w:val="18"/>
-              </w:rPr>
-              <w:t>(-7 // 2, -7 % 2, 9 // 2.0)</w:t>
+            <w:r>
+              <w:rPr>
+                <w:rFonts w:ascii="Courier New" w:eastAsia="Courier New" w:hAnsi="Courier New" w:cs="Courier New"/>
+                <w:sz w:val="18"/>
+                <w:szCs w:val="18"/>
+              </w:rPr>
+              <w:t>print(-7 // 2, -7 % 2, 9 // 2.0)</w:t>
             </w:r>
           </w:p>
         </w:tc>
@@ -1508,23 +1344,13 @@
               <w:keepLines/>
               <w:spacing w:line="250" w:lineRule="auto"/>
             </w:pPr>
-            <w:proofErr w:type="spellStart"/>
-            <w:r>
-              <w:rPr>
-                <w:rFonts w:ascii="Courier New" w:eastAsia="Courier New" w:hAnsi="Courier New" w:cs="Courier New"/>
-                <w:sz w:val="18"/>
-                <w:szCs w:val="18"/>
-              </w:rPr>
-              <w:t>print</w:t>
-            </w:r>
-            <w:proofErr w:type="spellEnd"/>
-            <w:r>
-              <w:rPr>
-                <w:rFonts w:ascii="Courier New" w:eastAsia="Courier New" w:hAnsi="Courier New" w:cs="Courier New"/>
-                <w:sz w:val="18"/>
-                <w:szCs w:val="18"/>
-              </w:rPr>
-              <w:t>(0.1 + 0.2 == 0.3)</w:t>
+            <w:r>
+              <w:rPr>
+                <w:rFonts w:ascii="Courier New" w:eastAsia="Courier New" w:hAnsi="Courier New" w:cs="Courier New"/>
+                <w:sz w:val="18"/>
+                <w:szCs w:val="18"/>
+              </w:rPr>
+              <w:t>print(0.1 + 0.2 == 0.3)</w:t>
             </w:r>
           </w:p>
         </w:tc>
@@ -1543,11 +1369,9 @@
               <w:keepLines/>
               <w:spacing w:line="264" w:lineRule="auto"/>
             </w:pPr>
-            <w:proofErr w:type="spellStart"/>
             <w:r>
               <w:t>False</w:t>
             </w:r>
-            <w:proofErr w:type="spellEnd"/>
           </w:p>
         </w:tc>
       </w:tr>
@@ -1601,23 +1425,13 @@
               <w:keepLines/>
               <w:spacing w:line="250" w:lineRule="auto"/>
             </w:pPr>
-            <w:proofErr w:type="spellStart"/>
-            <w:r>
-              <w:rPr>
-                <w:rFonts w:ascii="Courier New" w:eastAsia="Courier New" w:hAnsi="Courier New" w:cs="Courier New"/>
-                <w:sz w:val="18"/>
-                <w:szCs w:val="18"/>
-              </w:rPr>
-              <w:t>print</w:t>
-            </w:r>
-            <w:proofErr w:type="spellEnd"/>
-            <w:r>
-              <w:rPr>
-                <w:rFonts w:ascii="Courier New" w:eastAsia="Courier New" w:hAnsi="Courier New" w:cs="Courier New"/>
-                <w:sz w:val="18"/>
-                <w:szCs w:val="18"/>
-              </w:rPr>
-              <w:t>(</w:t>
+            <w:r>
+              <w:rPr>
+                <w:rFonts w:ascii="Courier New" w:eastAsia="Courier New" w:hAnsi="Courier New" w:cs="Courier New"/>
+                <w:sz w:val="18"/>
+                <w:szCs w:val="18"/>
+              </w:rPr>
+              <w:t>print(</w:t>
             </w:r>
             <w:r>
               <w:rPr>
@@ -1670,41 +1484,15 @@
               <w:keepLines/>
               <w:spacing w:line="264" w:lineRule="auto"/>
             </w:pPr>
-            <w:proofErr w:type="spellStart"/>
-            <w:r>
-              <w:t>False</w:t>
-            </w:r>
-            <w:proofErr w:type="spellEnd"/>
-            <w:r>
-              <w:t xml:space="preserve"> </w:t>
-            </w:r>
-            <w:proofErr w:type="spellStart"/>
-            <w:r>
-              <w:t>True</w:t>
-            </w:r>
-            <w:proofErr w:type="spellEnd"/>
+            <w:r>
+              <w:t>False True</w:t>
+            </w:r>
             <w:r>
               <w:br/>
             </w:r>
             <w:r>
               <w:br/>
-              <w:t xml:space="preserve">( kiri – </w:t>
-            </w:r>
-            <w:proofErr w:type="spellStart"/>
-            <w:r>
-              <w:t>string</w:t>
-            </w:r>
-            <w:proofErr w:type="spellEnd"/>
-            <w:r>
-              <w:t>, kanan – integer/</w:t>
-            </w:r>
-            <w:proofErr w:type="spellStart"/>
-            <w:r>
-              <w:t>number</w:t>
-            </w:r>
-            <w:proofErr w:type="spellEnd"/>
-            <w:r>
-              <w:t xml:space="preserve"> )</w:t>
+              <w:t>( kiri – string, kanan – integer/number )</w:t>
             </w:r>
           </w:p>
         </w:tc>
@@ -1759,23 +1547,13 @@
               <w:keepLines/>
               <w:spacing w:line="250" w:lineRule="auto"/>
             </w:pPr>
-            <w:proofErr w:type="spellStart"/>
-            <w:r>
-              <w:rPr>
-                <w:rFonts w:ascii="Courier New" w:eastAsia="Courier New" w:hAnsi="Courier New" w:cs="Courier New"/>
-                <w:sz w:val="18"/>
-                <w:szCs w:val="18"/>
-              </w:rPr>
-              <w:t>print</w:t>
-            </w:r>
-            <w:proofErr w:type="spellEnd"/>
-            <w:r>
-              <w:rPr>
-                <w:rFonts w:ascii="Courier New" w:eastAsia="Courier New" w:hAnsi="Courier New" w:cs="Courier New"/>
-                <w:sz w:val="18"/>
-                <w:szCs w:val="18"/>
-              </w:rPr>
-              <w:t>(5 &gt; 3 &gt; 1, (5 &gt; 3) &gt; 1)</w:t>
+            <w:r>
+              <w:rPr>
+                <w:rFonts w:ascii="Courier New" w:eastAsia="Courier New" w:hAnsi="Courier New" w:cs="Courier New"/>
+                <w:sz w:val="18"/>
+                <w:szCs w:val="18"/>
+              </w:rPr>
+              <w:t>print(5 &gt; 3 &gt; 1, (5 &gt; 3) &gt; 1)</w:t>
             </w:r>
           </w:p>
         </w:tc>
@@ -1794,19 +1572,9 @@
               <w:keepLines/>
               <w:spacing w:line="264" w:lineRule="auto"/>
             </w:pPr>
-            <w:proofErr w:type="spellStart"/>
-            <w:r>
-              <w:t>True</w:t>
-            </w:r>
-            <w:proofErr w:type="spellEnd"/>
-            <w:r>
-              <w:t xml:space="preserve"> </w:t>
-            </w:r>
-            <w:proofErr w:type="spellStart"/>
-            <w:r>
-              <w:t>False</w:t>
-            </w:r>
-            <w:proofErr w:type="spellEnd"/>
+            <w:r>
+              <w:t>True False</w:t>
+            </w:r>
           </w:p>
           <w:p>
             <w:pPr>
@@ -1820,47 +1588,7 @@
               <w:spacing w:line="264" w:lineRule="auto"/>
             </w:pPr>
             <w:r>
-              <w:t xml:space="preserve">(kiri - </w:t>
-            </w:r>
-            <w:proofErr w:type="spellStart"/>
-            <w:r>
-              <w:t>numeric</w:t>
-            </w:r>
-            <w:proofErr w:type="spellEnd"/>
-            <w:r>
-              <w:t xml:space="preserve"> </w:t>
-            </w:r>
-            <w:proofErr w:type="spellStart"/>
-            <w:r>
-              <w:t>sequence</w:t>
-            </w:r>
-            <w:proofErr w:type="spellEnd"/>
-            <w:r>
-              <w:t xml:space="preserve"> sesuai besar ke kecil, kanan – 5&gt;3 = 1 tidak sama dengan 1 – </w:t>
-            </w:r>
-            <w:proofErr w:type="spellStart"/>
-            <w:r>
-              <w:t>that</w:t>
-            </w:r>
-            <w:proofErr w:type="spellEnd"/>
-            <w:r>
-              <w:t xml:space="preserve"> </w:t>
-            </w:r>
-            <w:proofErr w:type="spellStart"/>
-            <w:r>
-              <w:t>is</w:t>
-            </w:r>
-            <w:proofErr w:type="spellEnd"/>
-            <w:r>
-              <w:t xml:space="preserve"> </w:t>
-            </w:r>
-            <w:proofErr w:type="spellStart"/>
-            <w:r>
-              <w:t>false</w:t>
-            </w:r>
-            <w:proofErr w:type="spellEnd"/>
-            <w:r>
-              <w:t xml:space="preserve"> )</w:t>
+              <w:t>(kiri - numeric sequence sesuai besar ke kecil, kanan – 5&gt;3 = 1 tidak sama dengan 1 – that is false )</w:t>
             </w:r>
           </w:p>
         </w:tc>
@@ -1915,25 +1643,14 @@
               <w:keepLines/>
               <w:spacing w:line="250" w:lineRule="auto"/>
             </w:pPr>
-            <w:proofErr w:type="spellStart"/>
-            <w:r>
-              <w:rPr>
-                <w:rFonts w:ascii="Courier New" w:eastAsia="Courier New" w:hAnsi="Courier New" w:cs="Courier New"/>
-                <w:sz w:val="18"/>
-                <w:szCs w:val="18"/>
-              </w:rPr>
-              <w:t>print</w:t>
-            </w:r>
-            <w:proofErr w:type="spellEnd"/>
-            <w:r>
-              <w:rPr>
-                <w:rFonts w:ascii="Courier New" w:eastAsia="Courier New" w:hAnsi="Courier New" w:cs="Courier New"/>
-                <w:sz w:val="18"/>
-                <w:szCs w:val="18"/>
-              </w:rPr>
-              <w:t>(</w:t>
-            </w:r>
-            <w:proofErr w:type="spellStart"/>
+            <w:r>
+              <w:rPr>
+                <w:rFonts w:ascii="Courier New" w:eastAsia="Courier New" w:hAnsi="Courier New" w:cs="Courier New"/>
+                <w:sz w:val="18"/>
+                <w:szCs w:val="18"/>
+              </w:rPr>
+              <w:t>print(</w:t>
+            </w:r>
             <w:r>
               <w:rPr>
                 <w:rFonts w:ascii="Courier New" w:eastAsia="Courier New" w:hAnsi="Courier New" w:cs="Courier New"/>
@@ -1945,7 +1662,6 @@
               </w:rPr>
               <w:t>True</w:t>
             </w:r>
-            <w:proofErr w:type="spellEnd"/>
             <w:r>
               <w:rPr>
                 <w:rFonts w:ascii="Courier New" w:eastAsia="Courier New" w:hAnsi="Courier New" w:cs="Courier New"/>
@@ -1954,7 +1670,6 @@
               </w:rPr>
               <w:t xml:space="preserve"> </w:t>
             </w:r>
-            <w:proofErr w:type="spellStart"/>
             <w:r>
               <w:rPr>
                 <w:rFonts w:ascii="Courier New" w:eastAsia="Courier New" w:hAnsi="Courier New" w:cs="Courier New"/>
@@ -1966,7 +1681,6 @@
               </w:rPr>
               <w:t>or</w:t>
             </w:r>
-            <w:proofErr w:type="spellEnd"/>
             <w:r>
               <w:rPr>
                 <w:rFonts w:ascii="Courier New" w:eastAsia="Courier New" w:hAnsi="Courier New" w:cs="Courier New"/>
@@ -1975,7 +1689,6 @@
               </w:rPr>
               <w:t xml:space="preserve"> </w:t>
             </w:r>
-            <w:proofErr w:type="spellStart"/>
             <w:r>
               <w:rPr>
                 <w:rFonts w:ascii="Courier New" w:eastAsia="Courier New" w:hAnsi="Courier New" w:cs="Courier New"/>
@@ -1987,7 +1700,6 @@
               </w:rPr>
               <w:t>False</w:t>
             </w:r>
-            <w:proofErr w:type="spellEnd"/>
             <w:r>
               <w:rPr>
                 <w:rFonts w:ascii="Courier New" w:eastAsia="Courier New" w:hAnsi="Courier New" w:cs="Courier New"/>
@@ -1996,7 +1708,6 @@
               </w:rPr>
               <w:t xml:space="preserve"> </w:t>
             </w:r>
-            <w:proofErr w:type="spellStart"/>
             <w:r>
               <w:rPr>
                 <w:rFonts w:ascii="Courier New" w:eastAsia="Courier New" w:hAnsi="Courier New" w:cs="Courier New"/>
@@ -2008,7 +1719,6 @@
               </w:rPr>
               <w:t>and</w:t>
             </w:r>
-            <w:proofErr w:type="spellEnd"/>
             <w:r>
               <w:rPr>
                 <w:rFonts w:ascii="Courier New" w:eastAsia="Courier New" w:hAnsi="Courier New" w:cs="Courier New"/>
@@ -2017,7 +1727,6 @@
               </w:rPr>
               <w:t xml:space="preserve"> </w:t>
             </w:r>
-            <w:proofErr w:type="spellStart"/>
             <w:r>
               <w:rPr>
                 <w:rFonts w:ascii="Courier New" w:eastAsia="Courier New" w:hAnsi="Courier New" w:cs="Courier New"/>
@@ -2029,7 +1738,6 @@
               </w:rPr>
               <w:t>False</w:t>
             </w:r>
-            <w:proofErr w:type="spellEnd"/>
             <w:r>
               <w:rPr>
                 <w:rFonts w:ascii="Courier New" w:eastAsia="Courier New" w:hAnsi="Courier New" w:cs="Courier New"/>
@@ -2055,11 +1763,9 @@
               <w:keepLines/>
               <w:spacing w:line="264" w:lineRule="auto"/>
             </w:pPr>
-            <w:proofErr w:type="spellStart"/>
             <w:r>
               <w:t>True</w:t>
             </w:r>
-            <w:proofErr w:type="spellEnd"/>
           </w:p>
           <w:p>
             <w:pPr>
@@ -2073,15 +1779,7 @@
               <w:spacing w:line="264" w:lineRule="auto"/>
             </w:pPr>
             <w:r>
-              <w:t xml:space="preserve">(pembacaan di mulai dari </w:t>
-            </w:r>
-            <w:proofErr w:type="spellStart"/>
-            <w:r>
-              <w:t>and</w:t>
-            </w:r>
-            <w:proofErr w:type="spellEnd"/>
-            <w:r>
-              <w:t xml:space="preserve"> )</w:t>
+              <w:t>(pembacaan di mulai dari and )</w:t>
             </w:r>
           </w:p>
         </w:tc>
@@ -2136,25 +1834,14 @@
               <w:keepLines/>
               <w:spacing w:line="250" w:lineRule="auto"/>
             </w:pPr>
-            <w:proofErr w:type="spellStart"/>
-            <w:r>
-              <w:rPr>
-                <w:rFonts w:ascii="Courier New" w:eastAsia="Courier New" w:hAnsi="Courier New" w:cs="Courier New"/>
-                <w:sz w:val="18"/>
-                <w:szCs w:val="18"/>
-              </w:rPr>
-              <w:t>print</w:t>
-            </w:r>
-            <w:proofErr w:type="spellEnd"/>
-            <w:r>
-              <w:rPr>
-                <w:rFonts w:ascii="Courier New" w:eastAsia="Courier New" w:hAnsi="Courier New" w:cs="Courier New"/>
-                <w:sz w:val="18"/>
-                <w:szCs w:val="18"/>
-              </w:rPr>
-              <w:t>(</w:t>
-            </w:r>
-            <w:proofErr w:type="spellStart"/>
+            <w:r>
+              <w:rPr>
+                <w:rFonts w:ascii="Courier New" w:eastAsia="Courier New" w:hAnsi="Courier New" w:cs="Courier New"/>
+                <w:sz w:val="18"/>
+                <w:szCs w:val="18"/>
+              </w:rPr>
+              <w:t>print(</w:t>
+            </w:r>
             <w:r>
               <w:rPr>
                 <w:rFonts w:ascii="Courier New" w:eastAsia="Courier New" w:hAnsi="Courier New" w:cs="Courier New"/>
@@ -2166,7 +1853,6 @@
               </w:rPr>
               <w:t>True</w:t>
             </w:r>
-            <w:proofErr w:type="spellEnd"/>
             <w:r>
               <w:rPr>
                 <w:rFonts w:ascii="Courier New" w:eastAsia="Courier New" w:hAnsi="Courier New" w:cs="Courier New"/>
@@ -2175,7 +1861,6 @@
               </w:rPr>
               <w:t xml:space="preserve"> + </w:t>
             </w:r>
-            <w:proofErr w:type="spellStart"/>
             <w:r>
               <w:rPr>
                 <w:rFonts w:ascii="Courier New" w:eastAsia="Courier New" w:hAnsi="Courier New" w:cs="Courier New"/>
@@ -2187,7 +1872,6 @@
               </w:rPr>
               <w:t>True</w:t>
             </w:r>
-            <w:proofErr w:type="spellEnd"/>
             <w:r>
               <w:rPr>
                 <w:rFonts w:ascii="Courier New" w:eastAsia="Courier New" w:hAnsi="Courier New" w:cs="Courier New"/>
@@ -2196,7 +1880,6 @@
               </w:rPr>
               <w:t xml:space="preserve"> * 3, 7 * </w:t>
             </w:r>
-            <w:proofErr w:type="spellStart"/>
             <w:r>
               <w:rPr>
                 <w:rFonts w:ascii="Courier New" w:eastAsia="Courier New" w:hAnsi="Courier New" w:cs="Courier New"/>
@@ -2208,7 +1891,6 @@
               </w:rPr>
               <w:t>False</w:t>
             </w:r>
-            <w:proofErr w:type="spellEnd"/>
             <w:r>
               <w:rPr>
                 <w:rFonts w:ascii="Courier New" w:eastAsia="Courier New" w:hAnsi="Courier New" w:cs="Courier New"/>
@@ -2250,15 +1932,7 @@
               <w:spacing w:line="264" w:lineRule="auto"/>
             </w:pPr>
             <w:r>
-              <w:t xml:space="preserve">(karena </w:t>
-            </w:r>
-            <w:proofErr w:type="spellStart"/>
-            <w:r>
-              <w:t>true</w:t>
-            </w:r>
-            <w:proofErr w:type="spellEnd"/>
-            <w:r>
-              <w:t xml:space="preserve"> = 1 )</w:t>
+              <w:t>(karena true = 1 )</w:t>
             </w:r>
           </w:p>
         </w:tc>
@@ -2313,23 +1987,13 @@
               <w:keepLines/>
               <w:spacing w:line="250" w:lineRule="auto"/>
             </w:pPr>
-            <w:proofErr w:type="spellStart"/>
-            <w:r>
-              <w:rPr>
-                <w:rFonts w:ascii="Courier New" w:eastAsia="Courier New" w:hAnsi="Courier New" w:cs="Courier New"/>
-                <w:sz w:val="18"/>
-                <w:szCs w:val="18"/>
-              </w:rPr>
-              <w:t>print</w:t>
-            </w:r>
-            <w:proofErr w:type="spellEnd"/>
-            <w:r>
-              <w:rPr>
-                <w:rFonts w:ascii="Courier New" w:eastAsia="Courier New" w:hAnsi="Courier New" w:cs="Courier New"/>
-                <w:sz w:val="18"/>
-                <w:szCs w:val="18"/>
-              </w:rPr>
-              <w:t>(bool(</w:t>
+            <w:r>
+              <w:rPr>
+                <w:rFonts w:ascii="Courier New" w:eastAsia="Courier New" w:hAnsi="Courier New" w:cs="Courier New"/>
+                <w:sz w:val="18"/>
+                <w:szCs w:val="18"/>
+              </w:rPr>
+              <w:t>print(bool(</w:t>
             </w:r>
             <w:r>
               <w:rPr>
@@ -2338,27 +2002,7 @@
                 <w:sz w:val="18"/>
                 <w:szCs w:val="18"/>
               </w:rPr>
-              <w:t>"</w:t>
-            </w:r>
-            <w:proofErr w:type="spellStart"/>
-            <w:r>
-              <w:rPr>
-                <w:rFonts w:ascii="Courier New" w:eastAsia="Courier New" w:hAnsi="Courier New" w:cs="Courier New"/>
-                <w:color w:val="2F7D55"/>
-                <w:sz w:val="18"/>
-                <w:szCs w:val="18"/>
-              </w:rPr>
-              <w:t>False</w:t>
-            </w:r>
-            <w:proofErr w:type="spellEnd"/>
-            <w:r>
-              <w:rPr>
-                <w:rFonts w:ascii="Courier New" w:eastAsia="Courier New" w:hAnsi="Courier New" w:cs="Courier New"/>
-                <w:color w:val="2F7D55"/>
-                <w:sz w:val="18"/>
-                <w:szCs w:val="18"/>
-              </w:rPr>
-              <w:t>"</w:t>
+              <w:t>"False"</w:t>
             </w:r>
             <w:r>
               <w:rPr>
@@ -2402,27 +2046,9 @@
               <w:keepLines/>
               <w:spacing w:line="264" w:lineRule="auto"/>
             </w:pPr>
-            <w:proofErr w:type="spellStart"/>
-            <w:r>
-              <w:t>True</w:t>
-            </w:r>
-            <w:proofErr w:type="spellEnd"/>
-            <w:r>
-              <w:t xml:space="preserve"> </w:t>
-            </w:r>
-            <w:proofErr w:type="spellStart"/>
-            <w:r>
-              <w:t>False</w:t>
-            </w:r>
-            <w:proofErr w:type="spellEnd"/>
-            <w:r>
-              <w:t xml:space="preserve"> </w:t>
-            </w:r>
-            <w:proofErr w:type="spellStart"/>
-            <w:r>
-              <w:t>True</w:t>
-            </w:r>
-            <w:proofErr w:type="spellEnd"/>
+            <w:r>
+              <w:t>True False True</w:t>
+            </w:r>
           </w:p>
         </w:tc>
       </w:tr>
@@ -2476,25 +2102,14 @@
               <w:keepLines/>
               <w:spacing w:line="250" w:lineRule="auto"/>
             </w:pPr>
-            <w:proofErr w:type="spellStart"/>
-            <w:r>
-              <w:rPr>
-                <w:rFonts w:ascii="Courier New" w:eastAsia="Courier New" w:hAnsi="Courier New" w:cs="Courier New"/>
-                <w:sz w:val="18"/>
-                <w:szCs w:val="18"/>
-              </w:rPr>
-              <w:t>print</w:t>
-            </w:r>
-            <w:proofErr w:type="spellEnd"/>
-            <w:r>
-              <w:rPr>
-                <w:rFonts w:ascii="Courier New" w:eastAsia="Courier New" w:hAnsi="Courier New" w:cs="Courier New"/>
-                <w:sz w:val="18"/>
-                <w:szCs w:val="18"/>
-              </w:rPr>
-              <w:t xml:space="preserve">(0 </w:t>
-            </w:r>
-            <w:proofErr w:type="spellStart"/>
+            <w:r>
+              <w:rPr>
+                <w:rFonts w:ascii="Courier New" w:eastAsia="Courier New" w:hAnsi="Courier New" w:cs="Courier New"/>
+                <w:sz w:val="18"/>
+                <w:szCs w:val="18"/>
+              </w:rPr>
+              <w:t xml:space="preserve">print(0 </w:t>
+            </w:r>
             <w:r>
               <w:rPr>
                 <w:rFonts w:ascii="Courier New" w:eastAsia="Courier New" w:hAnsi="Courier New" w:cs="Courier New"/>
@@ -2506,7 +2121,6 @@
               </w:rPr>
               <w:t>or</w:t>
             </w:r>
-            <w:proofErr w:type="spellEnd"/>
             <w:r>
               <w:rPr>
                 <w:rFonts w:ascii="Courier New" w:eastAsia="Courier New" w:hAnsi="Courier New" w:cs="Courier New"/>
@@ -2522,27 +2136,7 @@
                 <w:sz w:val="18"/>
                 <w:szCs w:val="18"/>
               </w:rPr>
-              <w:t>"</w:t>
-            </w:r>
-            <w:proofErr w:type="spellStart"/>
-            <w:r>
-              <w:rPr>
-                <w:rFonts w:ascii="Courier New" w:eastAsia="Courier New" w:hAnsi="Courier New" w:cs="Courier New"/>
-                <w:color w:val="2F7D55"/>
-                <w:sz w:val="18"/>
-                <w:szCs w:val="18"/>
-              </w:rPr>
-              <w:t>Python</w:t>
-            </w:r>
-            <w:proofErr w:type="spellEnd"/>
-            <w:r>
-              <w:rPr>
-                <w:rFonts w:ascii="Courier New" w:eastAsia="Courier New" w:hAnsi="Courier New" w:cs="Courier New"/>
-                <w:color w:val="2F7D55"/>
-                <w:sz w:val="18"/>
-                <w:szCs w:val="18"/>
-              </w:rPr>
-              <w:t>"</w:t>
+              <w:t>"Python"</w:t>
             </w:r>
             <w:r>
               <w:rPr>
@@ -2552,7 +2146,6 @@
               </w:rPr>
               <w:t xml:space="preserve"> </w:t>
             </w:r>
-            <w:proofErr w:type="spellStart"/>
             <w:r>
               <w:rPr>
                 <w:rFonts w:ascii="Courier New" w:eastAsia="Courier New" w:hAnsi="Courier New" w:cs="Courier New"/>
@@ -2564,7 +2157,6 @@
               </w:rPr>
               <w:t>and</w:t>
             </w:r>
-            <w:proofErr w:type="spellEnd"/>
             <w:r>
               <w:rPr>
                 <w:rFonts w:ascii="Courier New" w:eastAsia="Courier New" w:hAnsi="Courier New" w:cs="Courier New"/>
@@ -2724,7 +2316,6 @@
               </w:rPr>
               <w:t xml:space="preserve">z = y % 3 == 2 </w:t>
             </w:r>
-            <w:proofErr w:type="spellStart"/>
             <w:r>
               <w:rPr>
                 <w:rFonts w:ascii="Courier New" w:eastAsia="Courier New" w:hAnsi="Courier New" w:cs="Courier New"/>
@@ -2736,7 +2327,6 @@
               </w:rPr>
               <w:t>or</w:t>
             </w:r>
-            <w:proofErr w:type="spellEnd"/>
             <w:r>
               <w:rPr>
                 <w:rFonts w:ascii="Courier New" w:eastAsia="Courier New" w:hAnsi="Courier New" w:cs="Courier New"/>
@@ -2751,23 +2341,13 @@
               <w:keepLines/>
               <w:spacing w:line="250" w:lineRule="auto"/>
             </w:pPr>
-            <w:proofErr w:type="spellStart"/>
-            <w:r>
-              <w:rPr>
-                <w:rFonts w:ascii="Courier New" w:eastAsia="Courier New" w:hAnsi="Courier New" w:cs="Courier New"/>
-                <w:sz w:val="18"/>
-                <w:szCs w:val="18"/>
-              </w:rPr>
-              <w:t>print</w:t>
-            </w:r>
-            <w:proofErr w:type="spellEnd"/>
-            <w:r>
-              <w:rPr>
-                <w:rFonts w:ascii="Courier New" w:eastAsia="Courier New" w:hAnsi="Courier New" w:cs="Courier New"/>
-                <w:sz w:val="18"/>
-                <w:szCs w:val="18"/>
-              </w:rPr>
-              <w:t>(x, y, z)</w:t>
+            <w:r>
+              <w:rPr>
+                <w:rFonts w:ascii="Courier New" w:eastAsia="Courier New" w:hAnsi="Courier New" w:cs="Courier New"/>
+                <w:sz w:val="18"/>
+                <w:szCs w:val="18"/>
+              </w:rPr>
+              <w:t>print(x, y, z)</w:t>
             </w:r>
           </w:p>
         </w:tc>
@@ -2787,13 +2367,8 @@
               <w:spacing w:line="264" w:lineRule="auto"/>
             </w:pPr>
             <w:r>
-              <w:t xml:space="preserve">44 8 </w:t>
-            </w:r>
-            <w:proofErr w:type="spellStart"/>
-            <w:r>
-              <w:t>True</w:t>
-            </w:r>
-            <w:proofErr w:type="spellEnd"/>
+              <w:t>44 8 True</w:t>
+            </w:r>
           </w:p>
         </w:tc>
       </w:tr>
@@ -2848,23 +2423,13 @@
               <w:keepLines/>
               <w:spacing w:line="250" w:lineRule="auto"/>
             </w:pPr>
-            <w:proofErr w:type="spellStart"/>
-            <w:r>
-              <w:rPr>
-                <w:rFonts w:ascii="Courier New" w:eastAsia="Courier New" w:hAnsi="Courier New" w:cs="Courier New"/>
-                <w:sz w:val="18"/>
-                <w:szCs w:val="18"/>
-              </w:rPr>
-              <w:t>print</w:t>
-            </w:r>
-            <w:proofErr w:type="spellEnd"/>
-            <w:r>
-              <w:rPr>
-                <w:rFonts w:ascii="Courier New" w:eastAsia="Courier New" w:hAnsi="Courier New" w:cs="Courier New"/>
-                <w:sz w:val="18"/>
-                <w:szCs w:val="18"/>
-              </w:rPr>
-              <w:t>(int(3.99), int(</w:t>
+            <w:r>
+              <w:rPr>
+                <w:rFonts w:ascii="Courier New" w:eastAsia="Courier New" w:hAnsi="Courier New" w:cs="Courier New"/>
+                <w:sz w:val="18"/>
+                <w:szCs w:val="18"/>
+              </w:rPr>
+              <w:t>print(int(3.99), int(</w:t>
             </w:r>
             <w:r>
               <w:rPr>
@@ -2907,18 +2472,7 @@
               <w:br/>
             </w:r>
             <w:r>
-              <w:t>(</w:t>
-            </w:r>
-            <w:r>
-              <w:t xml:space="preserve">fungsi int() tidak dapat mengonversi </w:t>
-            </w:r>
-            <w:proofErr w:type="spellStart"/>
-            <w:r>
-              <w:t>string</w:t>
-            </w:r>
-            <w:proofErr w:type="spellEnd"/>
-            <w:r>
-              <w:t xml:space="preserve"> desimal)</w:t>
+              <w:t>(fungsi int() tidak dapat mengonversi string desimal)</w:t>
             </w:r>
           </w:p>
         </w:tc>
@@ -2941,15 +2495,7 @@
       </w:pPr>
       <w:r>
         <w:lastRenderedPageBreak/>
-        <w:t xml:space="preserve">Bagian B — </w:t>
-      </w:r>
-      <w:proofErr w:type="spellStart"/>
-      <w:r>
-        <w:t>Debugging</w:t>
-      </w:r>
-      <w:proofErr w:type="spellEnd"/>
-      <w:r>
-        <w:t xml:space="preserve"> (16 poin)</w:t>
+        <w:t>Bagian B — Debugging (16 poin)</w:t>
       </w:r>
     </w:p>
     <w:p>
@@ -3043,25 +2589,7 @@
                 <w:sz w:val="19"/>
                 <w:szCs w:val="19"/>
               </w:rPr>
-              <w:t xml:space="preserve">n1 = </w:t>
-            </w:r>
-            <w:proofErr w:type="spellStart"/>
-            <w:r>
-              <w:rPr>
-                <w:rFonts w:ascii="Courier New" w:eastAsia="Courier New" w:hAnsi="Courier New" w:cs="Courier New"/>
-                <w:sz w:val="19"/>
-                <w:szCs w:val="19"/>
-              </w:rPr>
-              <w:t>input</w:t>
-            </w:r>
-            <w:proofErr w:type="spellEnd"/>
-            <w:r>
-              <w:rPr>
-                <w:rFonts w:ascii="Courier New" w:eastAsia="Courier New" w:hAnsi="Courier New" w:cs="Courier New"/>
-                <w:sz w:val="19"/>
-                <w:szCs w:val="19"/>
-              </w:rPr>
-              <w:t>(</w:t>
+              <w:t>n1 = input(</w:t>
             </w:r>
             <w:r>
               <w:rPr>
@@ -3102,25 +2630,7 @@
                 <w:sz w:val="19"/>
                 <w:szCs w:val="19"/>
               </w:rPr>
-              <w:t xml:space="preserve">n2 = </w:t>
-            </w:r>
-            <w:proofErr w:type="spellStart"/>
-            <w:r>
-              <w:rPr>
-                <w:rFonts w:ascii="Courier New" w:eastAsia="Courier New" w:hAnsi="Courier New" w:cs="Courier New"/>
-                <w:sz w:val="19"/>
-                <w:szCs w:val="19"/>
-              </w:rPr>
-              <w:t>input</w:t>
-            </w:r>
-            <w:proofErr w:type="spellEnd"/>
-            <w:r>
-              <w:rPr>
-                <w:rFonts w:ascii="Courier New" w:eastAsia="Courier New" w:hAnsi="Courier New" w:cs="Courier New"/>
-                <w:sz w:val="19"/>
-                <w:szCs w:val="19"/>
-              </w:rPr>
-              <w:t>(</w:t>
+              <w:t>n2 = input(</w:t>
             </w:r>
             <w:r>
               <w:rPr>
@@ -3161,25 +2671,7 @@
                 <w:sz w:val="19"/>
                 <w:szCs w:val="19"/>
               </w:rPr>
-              <w:t xml:space="preserve">n3 = </w:t>
-            </w:r>
-            <w:proofErr w:type="spellStart"/>
-            <w:r>
-              <w:rPr>
-                <w:rFonts w:ascii="Courier New" w:eastAsia="Courier New" w:hAnsi="Courier New" w:cs="Courier New"/>
-                <w:sz w:val="19"/>
-                <w:szCs w:val="19"/>
-              </w:rPr>
-              <w:t>input</w:t>
-            </w:r>
-            <w:proofErr w:type="spellEnd"/>
-            <w:r>
-              <w:rPr>
-                <w:rFonts w:ascii="Courier New" w:eastAsia="Courier New" w:hAnsi="Courier New" w:cs="Courier New"/>
-                <w:sz w:val="19"/>
-                <w:szCs w:val="19"/>
-              </w:rPr>
-              <w:t>(</w:t>
+              <w:t>n3 = input(</w:t>
             </w:r>
             <w:r>
               <w:rPr>
@@ -3246,7 +2738,6 @@
               </w:rPr>
               <w:t xml:space="preserve">lulus = rata &gt;= 75 </w:t>
             </w:r>
-            <w:proofErr w:type="spellStart"/>
             <w:r>
               <w:rPr>
                 <w:rFonts w:ascii="Courier New" w:eastAsia="Courier New" w:hAnsi="Courier New" w:cs="Courier New"/>
@@ -3258,7 +2749,6 @@
               </w:rPr>
               <w:t>and</w:t>
             </w:r>
-            <w:proofErr w:type="spellEnd"/>
             <w:r>
               <w:rPr>
                 <w:rFonts w:ascii="Courier New" w:eastAsia="Courier New" w:hAnsi="Courier New" w:cs="Courier New"/>
@@ -3267,7 +2757,6 @@
               </w:rPr>
               <w:t xml:space="preserve"> n1 </w:t>
             </w:r>
-            <w:proofErr w:type="spellStart"/>
             <w:r>
               <w:rPr>
                 <w:rFonts w:ascii="Courier New" w:eastAsia="Courier New" w:hAnsi="Courier New" w:cs="Courier New"/>
@@ -3279,7 +2768,6 @@
               </w:rPr>
               <w:t>and</w:t>
             </w:r>
-            <w:proofErr w:type="spellEnd"/>
             <w:r>
               <w:rPr>
                 <w:rFonts w:ascii="Courier New" w:eastAsia="Courier New" w:hAnsi="Courier New" w:cs="Courier New"/>
@@ -3288,7 +2776,6 @@
               </w:rPr>
               <w:t xml:space="preserve"> n2 </w:t>
             </w:r>
-            <w:proofErr w:type="spellStart"/>
             <w:r>
               <w:rPr>
                 <w:rFonts w:ascii="Courier New" w:eastAsia="Courier New" w:hAnsi="Courier New" w:cs="Courier New"/>
@@ -3300,7 +2787,6 @@
               </w:rPr>
               <w:t>and</w:t>
             </w:r>
-            <w:proofErr w:type="spellEnd"/>
             <w:r>
               <w:rPr>
                 <w:rFonts w:ascii="Courier New" w:eastAsia="Courier New" w:hAnsi="Courier New" w:cs="Courier New"/>
@@ -3325,23 +2811,13 @@
               </w:rPr>
               <w:t xml:space="preserve">6  </w:t>
             </w:r>
-            <w:proofErr w:type="spellStart"/>
             <w:r>
               <w:rPr>
                 <w:rFonts w:ascii="Courier New" w:eastAsia="Courier New" w:hAnsi="Courier New" w:cs="Courier New"/>
                 <w:sz w:val="19"/>
                 <w:szCs w:val="19"/>
               </w:rPr>
-              <w:t>print</w:t>
-            </w:r>
-            <w:proofErr w:type="spellEnd"/>
-            <w:r>
-              <w:rPr>
-                <w:rFonts w:ascii="Courier New" w:eastAsia="Courier New" w:hAnsi="Courier New" w:cs="Courier New"/>
-                <w:sz w:val="19"/>
-                <w:szCs w:val="19"/>
-              </w:rPr>
-              <w:t>(</w:t>
+              <w:t>print(</w:t>
             </w:r>
             <w:r>
               <w:rPr>
@@ -3375,23 +2851,13 @@
               </w:rPr>
               <w:t xml:space="preserve">7  </w:t>
             </w:r>
-            <w:proofErr w:type="spellStart"/>
             <w:r>
               <w:rPr>
                 <w:rFonts w:ascii="Courier New" w:eastAsia="Courier New" w:hAnsi="Courier New" w:cs="Courier New"/>
                 <w:sz w:val="19"/>
                 <w:szCs w:val="19"/>
               </w:rPr>
-              <w:t>print</w:t>
-            </w:r>
-            <w:proofErr w:type="spellEnd"/>
-            <w:r>
-              <w:rPr>
-                <w:rFonts w:ascii="Courier New" w:eastAsia="Courier New" w:hAnsi="Courier New" w:cs="Courier New"/>
-                <w:sz w:val="19"/>
-                <w:szCs w:val="19"/>
-              </w:rPr>
-              <w:t>(</w:t>
+              <w:t>print(</w:t>
             </w:r>
             <w:r>
               <w:rPr>
@@ -3448,31 +2914,7 @@
         <w:t>(3 poin)</w:t>
       </w:r>
       <w:r>
-        <w:t xml:space="preserve"> Tanpa menjalankan program: jika pengguna memasukkan 50, 90, dan 85, di baris berapa program pertama kali </w:t>
-      </w:r>
-      <w:proofErr w:type="spellStart"/>
-      <w:r>
-        <w:t>error</w:t>
-      </w:r>
-      <w:proofErr w:type="spellEnd"/>
-      <w:r>
-        <w:t xml:space="preserve">? Apa nama </w:t>
-      </w:r>
-      <w:proofErr w:type="spellStart"/>
-      <w:r>
-        <w:t>error-nya</w:t>
-      </w:r>
-      <w:proofErr w:type="spellEnd"/>
-      <w:r>
-        <w:t xml:space="preserve">, dan mengapa </w:t>
-      </w:r>
-      <w:proofErr w:type="spellStart"/>
-      <w:r>
-        <w:t>error</w:t>
-      </w:r>
-      <w:proofErr w:type="spellEnd"/>
-      <w:r>
-        <w:t xml:space="preserve"> itu terjadi?</w:t>
+        <w:t xml:space="preserve"> Tanpa menjalankan program: jika pengguna memasukkan 50, 90, dan 85, di baris berapa program pertama kali error? Apa nama error-nya, dan mengapa error itu terjadi?</w:t>
       </w:r>
     </w:p>
     <w:tbl>
@@ -3563,23 +3005,7 @@
                 <w:sz w:val="20"/>
                 <w:szCs w:val="20"/>
               </w:rPr>
-              <w:t xml:space="preserve"> </w:t>
-            </w:r>
-            <w:proofErr w:type="spellStart"/>
-            <w:r>
-              <w:rPr>
-                <w:sz w:val="20"/>
-                <w:szCs w:val="20"/>
-              </w:rPr>
-              <w:t>text</w:t>
-            </w:r>
-            <w:proofErr w:type="spellEnd"/>
-            <w:r>
-              <w:rPr>
-                <w:sz w:val="20"/>
-                <w:szCs w:val="20"/>
-              </w:rPr>
-              <w:t xml:space="preserve"> 85 tidak bisa di bagi dengan 3</w:t>
+              <w:t xml:space="preserve"> text 85 tidak bisa di bagi dengan 3</w:t>
             </w:r>
           </w:p>
         </w:tc>
@@ -3720,25 +3146,8 @@
                 <w:sz w:val="20"/>
                 <w:szCs w:val="20"/>
               </w:rPr>
-              <w:t xml:space="preserve">Fungsi </w:t>
-            </w:r>
-            <w:proofErr w:type="spellStart"/>
-            <w:r>
-              <w:rPr>
-                <w:sz w:val="20"/>
-                <w:szCs w:val="20"/>
-              </w:rPr>
-              <w:t>input</w:t>
-            </w:r>
-            <w:proofErr w:type="spellEnd"/>
-            <w:r>
-              <w:rPr>
-                <w:sz w:val="20"/>
-                <w:szCs w:val="20"/>
-              </w:rPr>
-              <w:t xml:space="preserve">() menerima masukan sebagai </w:t>
-            </w:r>
-            <w:proofErr w:type="spellStart"/>
+              <w:t xml:space="preserve">Fungsi input() menerima masukan sebagai </w:t>
+            </w:r>
             <w:r>
               <w:rPr>
                 <w:i/>
@@ -3748,7 +3157,6 @@
               </w:rPr>
               <w:t>string</w:t>
             </w:r>
-            <w:proofErr w:type="spellEnd"/>
             <w:r>
               <w:rPr>
                 <w:sz w:val="20"/>
@@ -3817,7 +3225,6 @@
               </w:rPr>
               <w:t>“</w:t>
             </w:r>
-            <w:proofErr w:type="spellStart"/>
             <w:r>
               <w:rPr>
                 <w:b/>
@@ -3827,7 +3234,6 @@
               </w:rPr>
               <w:t>and</w:t>
             </w:r>
-            <w:proofErr w:type="spellEnd"/>
             <w:r>
               <w:rPr>
                 <w:b/>
@@ -4025,15 +3431,7 @@
         <w:t>(3 poin)</w:t>
       </w:r>
       <w:r>
-        <w:t xml:space="preserve"> Tulis program yang sudah diperbaiki sepenuhnya. Uji dengan </w:t>
-      </w:r>
-      <w:proofErr w:type="spellStart"/>
-      <w:r>
-        <w:t>input</w:t>
-      </w:r>
-      <w:proofErr w:type="spellEnd"/>
-      <w:r>
-        <w:t xml:space="preserve"> 50, 90, 85 (seharusnya tidak lulus) dan 80, 70, 75 (seharusnya lulus).</w:t>
+        <w:t xml:space="preserve"> Tulis program yang sudah diperbaiki sepenuhnya. Uji dengan input 50, 90, 85 (seharusnya tidak lulus) dan 80, 70, 75 (seharusnya lulus).</w:t>
       </w:r>
     </w:p>
     <w:tbl>
@@ -4074,6 +3472,7 @@
             </w:r>
             <w:r>
               <w:rPr>
+                <w:noProof/>
                 <w:sz w:val="20"/>
                 <w:szCs w:val="20"/>
               </w:rPr>
@@ -4154,6 +3553,7 @@
             </w:r>
             <w:r>
               <w:rPr>
+                <w:noProof/>
                 <w:sz w:val="20"/>
                 <w:szCs w:val="20"/>
               </w:rPr>
@@ -4298,23 +3698,7 @@
         <w:t>kecuali baris 5</w:t>
       </w:r>
       <w:r>
-        <w:t xml:space="preserve">. Untuk </w:t>
-      </w:r>
-      <w:proofErr w:type="spellStart"/>
-      <w:r>
-        <w:t>input</w:t>
-      </w:r>
-      <w:proofErr w:type="spellEnd"/>
-      <w:r>
-        <w:t xml:space="preserve"> 50, 90, 85, apa </w:t>
-      </w:r>
-      <w:proofErr w:type="spellStart"/>
-      <w:r>
-        <w:t>output</w:t>
-      </w:r>
-      <w:proofErr w:type="spellEnd"/>
-      <w:r>
-        <w:t xml:space="preserve"> programnya? Mengapa hasil itu salah? (Petunjuk: hubungkan dengan soal A10.)</w:t>
+        <w:t>. Untuk input 50, 90, 85, apa output programnya? Mengapa hasil itu salah? (Petunjuk: hubungkan dengan soal A10.)</w:t>
       </w:r>
     </w:p>
     <w:tbl>
@@ -4386,19 +3770,8 @@
                 <w:sz w:val="20"/>
                 <w:szCs w:val="20"/>
               </w:rPr>
-              <w:t xml:space="preserve">Lulus: </w:t>
-            </w:r>
-            <w:proofErr w:type="spellStart"/>
-            <w:r>
-              <w:rPr>
-                <w:b/>
-                <w:bCs/>
-                <w:sz w:val="20"/>
-                <w:szCs w:val="20"/>
-              </w:rPr>
-              <w:t>True</w:t>
-            </w:r>
-            <w:proofErr w:type="spellEnd"/>
+              <w:t>Lulus: True</w:t>
+            </w:r>
           </w:p>
         </w:tc>
       </w:tr>
@@ -4418,21 +3791,12 @@
               </w:rPr>
               <w:t xml:space="preserve"> </w:t>
             </w:r>
-            <w:proofErr w:type="spellStart"/>
-            <w:r>
-              <w:rPr>
-                <w:sz w:val="20"/>
-                <w:szCs w:val="20"/>
-              </w:rPr>
-              <w:t>input</w:t>
-            </w:r>
-            <w:proofErr w:type="spellEnd"/>
-            <w:r>
-              <w:rPr>
-                <w:sz w:val="20"/>
-                <w:szCs w:val="20"/>
-              </w:rPr>
-              <w:t xml:space="preserve"> 50, 90, 85 seharusnya </w:t>
+            <w:r>
+              <w:rPr>
+                <w:sz w:val="20"/>
+                <w:szCs w:val="20"/>
+              </w:rPr>
+              <w:t xml:space="preserve">input 50, 90, 85 seharusnya </w:t>
             </w:r>
             <w:r>
               <w:rPr>
@@ -4558,7 +3922,6 @@
             <w:r>
               <w:t xml:space="preserve">, </w:t>
             </w:r>
-            <w:proofErr w:type="spellStart"/>
             <w:r>
               <w:rPr>
                 <w:rFonts w:ascii="Courier New" w:eastAsia="Courier New" w:hAnsi="Courier New" w:cs="Courier New"/>
@@ -4568,11 +3931,9 @@
               </w:rPr>
               <w:t>float</w:t>
             </w:r>
-            <w:proofErr w:type="spellEnd"/>
             <w:r>
               <w:t xml:space="preserve">, </w:t>
             </w:r>
-            <w:proofErr w:type="spellStart"/>
             <w:r>
               <w:rPr>
                 <w:rFonts w:ascii="Courier New" w:eastAsia="Courier New" w:hAnsi="Courier New" w:cs="Courier New"/>
@@ -4582,7 +3943,6 @@
               </w:rPr>
               <w:t>str</w:t>
             </w:r>
-            <w:proofErr w:type="spellEnd"/>
             <w:r>
               <w:t xml:space="preserve">, </w:t>
             </w:r>
@@ -4622,7 +3982,6 @@
             <w:r>
               <w:t xml:space="preserve">, dan logika </w:t>
             </w:r>
-            <w:proofErr w:type="spellStart"/>
             <w:r>
               <w:rPr>
                 <w:rFonts w:ascii="Courier New" w:eastAsia="Courier New" w:hAnsi="Courier New" w:cs="Courier New"/>
@@ -4632,11 +3991,9 @@
               </w:rPr>
               <w:t>and</w:t>
             </w:r>
-            <w:proofErr w:type="spellEnd"/>
             <w:r>
               <w:t xml:space="preserve">, </w:t>
             </w:r>
-            <w:proofErr w:type="spellStart"/>
             <w:r>
               <w:rPr>
                 <w:rFonts w:ascii="Courier New" w:eastAsia="Courier New" w:hAnsi="Courier New" w:cs="Courier New"/>
@@ -4646,7 +4003,6 @@
               </w:rPr>
               <w:t>or</w:t>
             </w:r>
-            <w:proofErr w:type="spellEnd"/>
             <w:r>
               <w:t xml:space="preserve">, </w:t>
             </w:r>
@@ -4662,7 +4018,6 @@
             <w:r>
               <w:t xml:space="preserve">; fungsi </w:t>
             </w:r>
-            <w:proofErr w:type="spellStart"/>
             <w:r>
               <w:rPr>
                 <w:rFonts w:ascii="Courier New" w:eastAsia="Courier New" w:hAnsi="Courier New" w:cs="Courier New"/>
@@ -4670,9 +4025,11 @@
                 <w:sz w:val="20"/>
                 <w:szCs w:val="20"/>
               </w:rPr>
-              <w:t>print</w:t>
-            </w:r>
-            <w:proofErr w:type="spellEnd"/>
+              <w:t>print()</w:t>
+            </w:r>
+            <w:r>
+              <w:t xml:space="preserve">, </w:t>
+            </w:r>
             <w:r>
               <w:rPr>
                 <w:rFonts w:ascii="Courier New" w:eastAsia="Courier New" w:hAnsi="Courier New" w:cs="Courier New"/>
@@ -4680,12 +4037,11 @@
                 <w:sz w:val="20"/>
                 <w:szCs w:val="20"/>
               </w:rPr>
-              <w:t>()</w:t>
+              <w:t>input()</w:t>
             </w:r>
             <w:r>
               <w:t xml:space="preserve">, </w:t>
             </w:r>
-            <w:proofErr w:type="spellStart"/>
             <w:r>
               <w:rPr>
                 <w:rFonts w:ascii="Courier New" w:eastAsia="Courier New" w:hAnsi="Courier New" w:cs="Courier New"/>
@@ -4693,9 +4049,11 @@
                 <w:sz w:val="20"/>
                 <w:szCs w:val="20"/>
               </w:rPr>
-              <w:t>input</w:t>
-            </w:r>
-            <w:proofErr w:type="spellEnd"/>
+              <w:t>int()</w:t>
+            </w:r>
+            <w:r>
+              <w:t xml:space="preserve">, </w:t>
+            </w:r>
             <w:r>
               <w:rPr>
                 <w:rFonts w:ascii="Courier New" w:eastAsia="Courier New" w:hAnsi="Courier New" w:cs="Courier New"/>
@@ -4703,7 +4061,7 @@
                 <w:sz w:val="20"/>
                 <w:szCs w:val="20"/>
               </w:rPr>
-              <w:t>()</w:t>
+              <w:t>float()</w:t>
             </w:r>
             <w:r>
               <w:t xml:space="preserve">, </w:t>
@@ -4715,12 +4073,11 @@
                 <w:sz w:val="20"/>
                 <w:szCs w:val="20"/>
               </w:rPr>
-              <w:t>int()</w:t>
+              <w:t>str()</w:t>
             </w:r>
             <w:r>
               <w:t xml:space="preserve">, </w:t>
             </w:r>
-            <w:proofErr w:type="spellStart"/>
             <w:r>
               <w:rPr>
                 <w:rFonts w:ascii="Courier New" w:eastAsia="Courier New" w:hAnsi="Courier New" w:cs="Courier New"/>
@@ -4728,9 +4085,27 @@
                 <w:sz w:val="20"/>
                 <w:szCs w:val="20"/>
               </w:rPr>
-              <w:t>float</w:t>
-            </w:r>
-            <w:proofErr w:type="spellEnd"/>
+              <w:t>bool()</w:t>
+            </w:r>
+            <w:r>
+              <w:t>.</w:t>
+            </w:r>
+          </w:p>
+          <w:p>
+            <w:pPr>
+              <w:keepLines/>
+              <w:spacing w:after="80" w:line="276" w:lineRule="auto"/>
+            </w:pPr>
+            <w:r>
+              <w:rPr>
+                <w:b/>
+                <w:bCs/>
+              </w:rPr>
+              <w:t>Dilarang:</w:t>
+            </w:r>
+            <w:r>
+              <w:t xml:space="preserve"> </w:t>
+            </w:r>
             <w:r>
               <w:rPr>
                 <w:rFonts w:ascii="Courier New" w:eastAsia="Courier New" w:hAnsi="Courier New" w:cs="Courier New"/>
@@ -4738,12 +4113,95 @@
                 <w:sz w:val="20"/>
                 <w:szCs w:val="20"/>
               </w:rPr>
-              <w:t>()</w:t>
+              <w:t>if</w:t>
+            </w:r>
+            <w:r>
+              <w:t>/</w:t>
+            </w:r>
+            <w:r>
+              <w:rPr>
+                <w:rFonts w:ascii="Courier New" w:eastAsia="Courier New" w:hAnsi="Courier New" w:cs="Courier New"/>
+                <w:color w:val="9A3412"/>
+                <w:sz w:val="20"/>
+                <w:szCs w:val="20"/>
+              </w:rPr>
+              <w:t>elif</w:t>
+            </w:r>
+            <w:r>
+              <w:t>/</w:t>
+            </w:r>
+            <w:r>
+              <w:rPr>
+                <w:rFonts w:ascii="Courier New" w:eastAsia="Courier New" w:hAnsi="Courier New" w:cs="Courier New"/>
+                <w:color w:val="9A3412"/>
+                <w:sz w:val="20"/>
+                <w:szCs w:val="20"/>
+              </w:rPr>
+              <w:t>else</w:t>
+            </w:r>
+            <w:r>
+              <w:t xml:space="preserve">, perulangan </w:t>
+            </w:r>
+            <w:r>
+              <w:rPr>
+                <w:rFonts w:ascii="Courier New" w:eastAsia="Courier New" w:hAnsi="Courier New" w:cs="Courier New"/>
+                <w:color w:val="9A3412"/>
+                <w:sz w:val="20"/>
+                <w:szCs w:val="20"/>
+              </w:rPr>
+              <w:t>for</w:t>
+            </w:r>
+            <w:r>
+              <w:t>/</w:t>
+            </w:r>
+            <w:r>
+              <w:rPr>
+                <w:rFonts w:ascii="Courier New" w:eastAsia="Courier New" w:hAnsi="Courier New" w:cs="Courier New"/>
+                <w:color w:val="9A3412"/>
+                <w:sz w:val="20"/>
+                <w:szCs w:val="20"/>
+              </w:rPr>
+              <w:t>while</w:t>
+            </w:r>
+            <w:r>
+              <w:t xml:space="preserve">, list/tuple/dictionary, indeks atau slicing teks (misalnya </w:t>
+            </w:r>
+            <w:r>
+              <w:rPr>
+                <w:rFonts w:ascii="Courier New" w:eastAsia="Courier New" w:hAnsi="Courier New" w:cs="Courier New"/>
+                <w:color w:val="9A3412"/>
+                <w:sz w:val="20"/>
+                <w:szCs w:val="20"/>
+              </w:rPr>
+              <w:t>teks[::-1]</w:t>
+            </w:r>
+            <w:r>
+              <w:t>), membuat fungsi (</w:t>
+            </w:r>
+            <w:r>
+              <w:rPr>
+                <w:rFonts w:ascii="Courier New" w:eastAsia="Courier New" w:hAnsi="Courier New" w:cs="Courier New"/>
+                <w:color w:val="9A3412"/>
+                <w:sz w:val="20"/>
+                <w:szCs w:val="20"/>
+              </w:rPr>
+              <w:t>def</w:t>
+            </w:r>
+            <w:r>
+              <w:t xml:space="preserve">), </w:t>
+            </w:r>
+            <w:r>
+              <w:rPr>
+                <w:rFonts w:ascii="Courier New" w:eastAsia="Courier New" w:hAnsi="Courier New" w:cs="Courier New"/>
+                <w:color w:val="9A3412"/>
+                <w:sz w:val="20"/>
+                <w:szCs w:val="20"/>
+              </w:rPr>
+              <w:t>min()</w:t>
             </w:r>
             <w:r>
               <w:t xml:space="preserve">, </w:t>
             </w:r>
-            <w:proofErr w:type="spellStart"/>
             <w:r>
               <w:rPr>
                 <w:rFonts w:ascii="Courier New" w:eastAsia="Courier New" w:hAnsi="Courier New" w:cs="Courier New"/>
@@ -4751,9 +4209,11 @@
                 <w:sz w:val="20"/>
                 <w:szCs w:val="20"/>
               </w:rPr>
-              <w:t>str</w:t>
-            </w:r>
-            <w:proofErr w:type="spellEnd"/>
+              <w:t>max()</w:t>
+            </w:r>
+            <w:r>
+              <w:t xml:space="preserve">, </w:t>
+            </w:r>
             <w:r>
               <w:rPr>
                 <w:rFonts w:ascii="Courier New" w:eastAsia="Courier New" w:hAnsi="Courier New" w:cs="Courier New"/>
@@ -4761,7 +4221,7 @@
                 <w:sz w:val="20"/>
                 <w:szCs w:val="20"/>
               </w:rPr>
-              <w:t>()</w:t>
+              <w:t>abs()</w:t>
             </w:r>
             <w:r>
               <w:t xml:space="preserve">, </w:t>
@@ -4773,28 +4233,11 @@
                 <w:sz w:val="20"/>
                 <w:szCs w:val="20"/>
               </w:rPr>
-              <w:t>bool()</w:t>
-            </w:r>
-            <w:r>
-              <w:t>.</w:t>
-            </w:r>
-          </w:p>
-          <w:p>
-            <w:pPr>
-              <w:keepLines/>
-              <w:spacing w:after="80" w:line="276" w:lineRule="auto"/>
-            </w:pPr>
-            <w:r>
-              <w:rPr>
-                <w:b/>
-                <w:bCs/>
-              </w:rPr>
-              <w:t>Dilarang:</w:t>
-            </w:r>
-            <w:r>
-              <w:t xml:space="preserve"> </w:t>
-            </w:r>
-            <w:proofErr w:type="spellStart"/>
+              <w:t>round()</w:t>
+            </w:r>
+            <w:r>
+              <w:t xml:space="preserve">, </w:t>
+            </w:r>
             <w:r>
               <w:rPr>
                 <w:rFonts w:ascii="Courier New" w:eastAsia="Courier New" w:hAnsi="Courier New" w:cs="Courier New"/>
@@ -4802,13 +4245,11 @@
                 <w:sz w:val="20"/>
                 <w:szCs w:val="20"/>
               </w:rPr>
-              <w:t>if</w:t>
-            </w:r>
-            <w:proofErr w:type="spellEnd"/>
-            <w:r>
-              <w:t>/</w:t>
-            </w:r>
-            <w:proofErr w:type="spellStart"/>
+              <w:t>sum()</w:t>
+            </w:r>
+            <w:r>
+              <w:t xml:space="preserve">, </w:t>
+            </w:r>
             <w:r>
               <w:rPr>
                 <w:rFonts w:ascii="Courier New" w:eastAsia="Courier New" w:hAnsi="Courier New" w:cs="Courier New"/>
@@ -4816,13 +4257,11 @@
                 <w:sz w:val="20"/>
                 <w:szCs w:val="20"/>
               </w:rPr>
-              <w:t>elif</w:t>
-            </w:r>
-            <w:proofErr w:type="spellEnd"/>
-            <w:r>
-              <w:t>/</w:t>
-            </w:r>
-            <w:proofErr w:type="spellStart"/>
+              <w:t>len()</w:t>
+            </w:r>
+            <w:r>
+              <w:t xml:space="preserve">, </w:t>
+            </w:r>
             <w:r>
               <w:rPr>
                 <w:rFonts w:ascii="Courier New" w:eastAsia="Courier New" w:hAnsi="Courier New" w:cs="Courier New"/>
@@ -4830,13 +4269,11 @@
                 <w:sz w:val="20"/>
                 <w:szCs w:val="20"/>
               </w:rPr>
-              <w:t>else</w:t>
-            </w:r>
-            <w:proofErr w:type="spellEnd"/>
-            <w:r>
-              <w:t xml:space="preserve">, perulangan </w:t>
-            </w:r>
-            <w:proofErr w:type="spellStart"/>
+              <w:t>sorted()</w:t>
+            </w:r>
+            <w:r>
+              <w:t xml:space="preserve">, dan </w:t>
+            </w:r>
             <w:r>
               <w:rPr>
                 <w:rFonts w:ascii="Courier New" w:eastAsia="Courier New" w:hAnsi="Courier New" w:cs="Courier New"/>
@@ -4844,234 +4281,8 @@
                 <w:sz w:val="20"/>
                 <w:szCs w:val="20"/>
               </w:rPr>
-              <w:t>for</w:t>
-            </w:r>
-            <w:proofErr w:type="spellEnd"/>
-            <w:r>
-              <w:t>/</w:t>
-            </w:r>
-            <w:proofErr w:type="spellStart"/>
-            <w:r>
-              <w:rPr>
-                <w:rFonts w:ascii="Courier New" w:eastAsia="Courier New" w:hAnsi="Courier New" w:cs="Courier New"/>
-                <w:color w:val="9A3412"/>
-                <w:sz w:val="20"/>
-                <w:szCs w:val="20"/>
-              </w:rPr>
-              <w:t>while</w:t>
-            </w:r>
-            <w:proofErr w:type="spellEnd"/>
-            <w:r>
-              <w:t xml:space="preserve">, </w:t>
-            </w:r>
-            <w:proofErr w:type="spellStart"/>
-            <w:r>
-              <w:t>list</w:t>
-            </w:r>
-            <w:proofErr w:type="spellEnd"/>
-            <w:r>
-              <w:t>/</w:t>
-            </w:r>
-            <w:proofErr w:type="spellStart"/>
-            <w:r>
-              <w:t>tuple</w:t>
-            </w:r>
-            <w:proofErr w:type="spellEnd"/>
-            <w:r>
-              <w:t>/</w:t>
-            </w:r>
-            <w:proofErr w:type="spellStart"/>
-            <w:r>
-              <w:t>dictionary</w:t>
-            </w:r>
-            <w:proofErr w:type="spellEnd"/>
-            <w:r>
-              <w:t xml:space="preserve">, indeks atau </w:t>
-            </w:r>
-            <w:proofErr w:type="spellStart"/>
-            <w:r>
-              <w:t>slicing</w:t>
-            </w:r>
-            <w:proofErr w:type="spellEnd"/>
-            <w:r>
-              <w:t xml:space="preserve"> teks (misalnya </w:t>
-            </w:r>
-            <w:r>
-              <w:rPr>
-                <w:rFonts w:ascii="Courier New" w:eastAsia="Courier New" w:hAnsi="Courier New" w:cs="Courier New"/>
-                <w:color w:val="9A3412"/>
-                <w:sz w:val="20"/>
-                <w:szCs w:val="20"/>
-              </w:rPr>
-              <w:t>teks[::-1]</w:t>
-            </w:r>
-            <w:r>
-              <w:t>), membuat fungsi (</w:t>
-            </w:r>
-            <w:proofErr w:type="spellStart"/>
-            <w:r>
-              <w:rPr>
-                <w:rFonts w:ascii="Courier New" w:eastAsia="Courier New" w:hAnsi="Courier New" w:cs="Courier New"/>
-                <w:color w:val="9A3412"/>
-                <w:sz w:val="20"/>
-                <w:szCs w:val="20"/>
-              </w:rPr>
-              <w:t>def</w:t>
-            </w:r>
-            <w:proofErr w:type="spellEnd"/>
-            <w:r>
-              <w:t xml:space="preserve">), </w:t>
-            </w:r>
-            <w:r>
-              <w:rPr>
-                <w:rFonts w:ascii="Courier New" w:eastAsia="Courier New" w:hAnsi="Courier New" w:cs="Courier New"/>
-                <w:color w:val="9A3412"/>
-                <w:sz w:val="20"/>
-                <w:szCs w:val="20"/>
-              </w:rPr>
-              <w:t>min()</w:t>
-            </w:r>
-            <w:r>
-              <w:t xml:space="preserve">, </w:t>
-            </w:r>
-            <w:proofErr w:type="spellStart"/>
-            <w:r>
-              <w:rPr>
-                <w:rFonts w:ascii="Courier New" w:eastAsia="Courier New" w:hAnsi="Courier New" w:cs="Courier New"/>
-                <w:color w:val="9A3412"/>
-                <w:sz w:val="20"/>
-                <w:szCs w:val="20"/>
-              </w:rPr>
-              <w:t>max</w:t>
-            </w:r>
-            <w:proofErr w:type="spellEnd"/>
-            <w:r>
-              <w:rPr>
-                <w:rFonts w:ascii="Courier New" w:eastAsia="Courier New" w:hAnsi="Courier New" w:cs="Courier New"/>
-                <w:color w:val="9A3412"/>
-                <w:sz w:val="20"/>
-                <w:szCs w:val="20"/>
-              </w:rPr>
-              <w:t>()</w:t>
-            </w:r>
-            <w:r>
-              <w:t xml:space="preserve">, </w:t>
-            </w:r>
-            <w:proofErr w:type="spellStart"/>
-            <w:r>
-              <w:rPr>
-                <w:rFonts w:ascii="Courier New" w:eastAsia="Courier New" w:hAnsi="Courier New" w:cs="Courier New"/>
-                <w:color w:val="9A3412"/>
-                <w:sz w:val="20"/>
-                <w:szCs w:val="20"/>
-              </w:rPr>
-              <w:t>abs</w:t>
-            </w:r>
-            <w:proofErr w:type="spellEnd"/>
-            <w:r>
-              <w:rPr>
-                <w:rFonts w:ascii="Courier New" w:eastAsia="Courier New" w:hAnsi="Courier New" w:cs="Courier New"/>
-                <w:color w:val="9A3412"/>
-                <w:sz w:val="20"/>
-                <w:szCs w:val="20"/>
-              </w:rPr>
-              <w:t>()</w:t>
-            </w:r>
-            <w:r>
-              <w:t xml:space="preserve">, </w:t>
-            </w:r>
-            <w:proofErr w:type="spellStart"/>
-            <w:r>
-              <w:rPr>
-                <w:rFonts w:ascii="Courier New" w:eastAsia="Courier New" w:hAnsi="Courier New" w:cs="Courier New"/>
-                <w:color w:val="9A3412"/>
-                <w:sz w:val="20"/>
-                <w:szCs w:val="20"/>
-              </w:rPr>
-              <w:t>round</w:t>
-            </w:r>
-            <w:proofErr w:type="spellEnd"/>
-            <w:r>
-              <w:rPr>
-                <w:rFonts w:ascii="Courier New" w:eastAsia="Courier New" w:hAnsi="Courier New" w:cs="Courier New"/>
-                <w:color w:val="9A3412"/>
-                <w:sz w:val="20"/>
-                <w:szCs w:val="20"/>
-              </w:rPr>
-              <w:t>()</w:t>
-            </w:r>
-            <w:r>
-              <w:t xml:space="preserve">, </w:t>
-            </w:r>
-            <w:r>
-              <w:rPr>
-                <w:rFonts w:ascii="Courier New" w:eastAsia="Courier New" w:hAnsi="Courier New" w:cs="Courier New"/>
-                <w:color w:val="9A3412"/>
-                <w:sz w:val="20"/>
-                <w:szCs w:val="20"/>
-              </w:rPr>
-              <w:t>sum()</w:t>
-            </w:r>
-            <w:r>
-              <w:t xml:space="preserve">, </w:t>
-            </w:r>
-            <w:proofErr w:type="spellStart"/>
-            <w:r>
-              <w:rPr>
-                <w:rFonts w:ascii="Courier New" w:eastAsia="Courier New" w:hAnsi="Courier New" w:cs="Courier New"/>
-                <w:color w:val="9A3412"/>
-                <w:sz w:val="20"/>
-                <w:szCs w:val="20"/>
-              </w:rPr>
-              <w:t>len</w:t>
-            </w:r>
-            <w:proofErr w:type="spellEnd"/>
-            <w:r>
-              <w:rPr>
-                <w:rFonts w:ascii="Courier New" w:eastAsia="Courier New" w:hAnsi="Courier New" w:cs="Courier New"/>
-                <w:color w:val="9A3412"/>
-                <w:sz w:val="20"/>
-                <w:szCs w:val="20"/>
-              </w:rPr>
-              <w:t>()</w:t>
-            </w:r>
-            <w:r>
-              <w:t xml:space="preserve">, </w:t>
-            </w:r>
-            <w:proofErr w:type="spellStart"/>
-            <w:r>
-              <w:rPr>
-                <w:rFonts w:ascii="Courier New" w:eastAsia="Courier New" w:hAnsi="Courier New" w:cs="Courier New"/>
-                <w:color w:val="9A3412"/>
-                <w:sz w:val="20"/>
-                <w:szCs w:val="20"/>
-              </w:rPr>
-              <w:t>sorted</w:t>
-            </w:r>
-            <w:proofErr w:type="spellEnd"/>
-            <w:r>
-              <w:rPr>
-                <w:rFonts w:ascii="Courier New" w:eastAsia="Courier New" w:hAnsi="Courier New" w:cs="Courier New"/>
-                <w:color w:val="9A3412"/>
-                <w:sz w:val="20"/>
-                <w:szCs w:val="20"/>
-              </w:rPr>
-              <w:t>()</w:t>
-            </w:r>
-            <w:r>
-              <w:t xml:space="preserve">, dan </w:t>
-            </w:r>
-            <w:proofErr w:type="spellStart"/>
-            <w:r>
-              <w:rPr>
-                <w:rFonts w:ascii="Courier New" w:eastAsia="Courier New" w:hAnsi="Courier New" w:cs="Courier New"/>
-                <w:color w:val="9A3412"/>
-                <w:sz w:val="20"/>
-                <w:szCs w:val="20"/>
-              </w:rPr>
               <w:t>import</w:t>
             </w:r>
-            <w:proofErr w:type="spellEnd"/>
             <w:r>
               <w:t>.</w:t>
             </w:r>
@@ -5154,7 +4365,6 @@
             <w:r>
               <w:t xml:space="preserve"> dalam operasi aritmetika, </w:t>
             </w:r>
-            <w:proofErr w:type="spellStart"/>
             <w:r>
               <w:rPr>
                 <w:rFonts w:ascii="Courier New" w:eastAsia="Courier New" w:hAnsi="Courier New" w:cs="Courier New"/>
@@ -5164,11 +4374,9 @@
               </w:rPr>
               <w:t>True</w:t>
             </w:r>
-            <w:proofErr w:type="spellEnd"/>
             <w:r>
               <w:t xml:space="preserve"> bernilai 1 dan </w:t>
             </w:r>
-            <w:proofErr w:type="spellStart"/>
             <w:r>
               <w:rPr>
                 <w:rFonts w:ascii="Courier New" w:eastAsia="Courier New" w:hAnsi="Courier New" w:cs="Courier New"/>
@@ -5178,17 +4386,8 @@
               </w:rPr>
               <w:t>False</w:t>
             </w:r>
-            <w:proofErr w:type="spellEnd"/>
-            <w:r>
-              <w:t xml:space="preserve"> bernilai 0 (lihat soal A8). Artinya, nilai </w:t>
-            </w:r>
-            <w:proofErr w:type="spellStart"/>
-            <w:r>
-              <w:t>boolean</w:t>
-            </w:r>
-            <w:proofErr w:type="spellEnd"/>
-            <w:r>
-              <w:t xml:space="preserve"> bisa menjadi </w:t>
+            <w:r>
+              <w:t xml:space="preserve"> bernilai 0 (lihat soal A8). Artinya, nilai boolean bisa menjadi </w:t>
             </w:r>
             <w:r>
               <w:rPr>
@@ -5207,9 +4406,11 @@
                 <w:sz w:val="20"/>
                 <w:szCs w:val="20"/>
               </w:rPr>
-              <w:t xml:space="preserve">x * </w:t>
-            </w:r>
-            <w:proofErr w:type="spellStart"/>
+              <w:t>x * True</w:t>
+            </w:r>
+            <w:r>
+              <w:t xml:space="preserve"> hasilnya </w:t>
+            </w:r>
             <w:r>
               <w:rPr>
                 <w:rFonts w:ascii="Courier New" w:eastAsia="Courier New" w:hAnsi="Courier New" w:cs="Courier New"/>
@@ -5217,11 +4418,10 @@
                 <w:sz w:val="20"/>
                 <w:szCs w:val="20"/>
               </w:rPr>
-              <w:t>True</w:t>
-            </w:r>
-            <w:proofErr w:type="spellEnd"/>
-            <w:r>
-              <w:t xml:space="preserve"> hasilnya </w:t>
+              <w:t>x</w:t>
+            </w:r>
+            <w:r>
+              <w:t xml:space="preserve">, sedangkan </w:t>
             </w:r>
             <w:r>
               <w:rPr>
@@ -5230,31 +4430,8 @@
                 <w:sz w:val="20"/>
                 <w:szCs w:val="20"/>
               </w:rPr>
-              <w:t>x</w:t>
-            </w:r>
-            <w:r>
-              <w:t xml:space="preserve">, sedangkan </w:t>
-            </w:r>
-            <w:r>
-              <w:rPr>
-                <w:rFonts w:ascii="Courier New" w:eastAsia="Courier New" w:hAnsi="Courier New" w:cs="Courier New"/>
-                <w:color w:val="9A3412"/>
-                <w:sz w:val="20"/>
-                <w:szCs w:val="20"/>
-              </w:rPr>
-              <w:t xml:space="preserve">x * </w:t>
-            </w:r>
-            <w:proofErr w:type="spellStart"/>
-            <w:r>
-              <w:rPr>
-                <w:rFonts w:ascii="Courier New" w:eastAsia="Courier New" w:hAnsi="Courier New" w:cs="Courier New"/>
-                <w:color w:val="9A3412"/>
-                <w:sz w:val="20"/>
-                <w:szCs w:val="20"/>
-              </w:rPr>
-              <w:t>False</w:t>
-            </w:r>
-            <w:proofErr w:type="spellEnd"/>
+              <w:t>x * False</w:t>
+            </w:r>
             <w:r>
               <w:t xml:space="preserve"> hasilnya </w:t>
             </w:r>
@@ -5358,19 +4535,8 @@
           <w:sz w:val="20"/>
           <w:szCs w:val="20"/>
         </w:rPr>
-        <w:t xml:space="preserve">Uang cukup : </w:t>
-      </w:r>
-      <w:proofErr w:type="spellStart"/>
-      <w:r>
-        <w:rPr>
-          <w:rFonts w:ascii="Courier New" w:eastAsia="Courier New" w:hAnsi="Courier New" w:cs="Courier New"/>
-          <w:color w:val="9A3412"/>
-          <w:sz w:val="20"/>
-          <w:szCs w:val="20"/>
-        </w:rPr>
-        <w:t>False</w:t>
-      </w:r>
-      <w:proofErr w:type="spellEnd"/>
+        <w:t>Uang cukup : False</w:t>
+      </w:r>
       <w:r>
         <w:t xml:space="preserve"> beserta kekurangannya, sedangkan kembalian dan semua pecahan bernilai 0 — </w:t>
       </w:r>
@@ -5379,17 +4545,8 @@
           <w:b/>
           <w:bCs/>
         </w:rPr>
-        <w:t xml:space="preserve">tanpa </w:t>
-      </w:r>
-      <w:proofErr w:type="spellStart"/>
-      <w:r>
-        <w:rPr>
-          <w:b/>
-          <w:bCs/>
-        </w:rPr>
-        <w:t>if</w:t>
-      </w:r>
-      <w:proofErr w:type="spellEnd"/>
+        <w:t>tanpa if</w:t>
+      </w:r>
       <w:r>
         <w:t>.</w:t>
       </w:r>
@@ -5583,18 +4740,8 @@
                 <w:sz w:val="18"/>
                 <w:szCs w:val="18"/>
               </w:rPr>
-              <w:t xml:space="preserve">Uang cukup : </w:t>
-            </w:r>
-            <w:proofErr w:type="spellStart"/>
-            <w:r>
-              <w:rPr>
-                <w:rFonts w:ascii="Courier New" w:eastAsia="Courier New" w:hAnsi="Courier New" w:cs="Courier New"/>
-                <w:sz w:val="18"/>
-                <w:szCs w:val="18"/>
-              </w:rPr>
-              <w:t>True</w:t>
-            </w:r>
-            <w:proofErr w:type="spellEnd"/>
+              <w:t>Uang cukup : True</w:t>
+            </w:r>
           </w:p>
           <w:p>
             <w:pPr>
@@ -5836,18 +4983,8 @@
                 <w:sz w:val="18"/>
                 <w:szCs w:val="18"/>
               </w:rPr>
-              <w:t xml:space="preserve">Uang cukup : </w:t>
-            </w:r>
-            <w:proofErr w:type="spellStart"/>
-            <w:r>
-              <w:rPr>
-                <w:rFonts w:ascii="Courier New" w:eastAsia="Courier New" w:hAnsi="Courier New" w:cs="Courier New"/>
-                <w:sz w:val="18"/>
-                <w:szCs w:val="18"/>
-              </w:rPr>
-              <w:t>False</w:t>
-            </w:r>
-            <w:proofErr w:type="spellEnd"/>
+              <w:t>Uang cukup : False</w:t>
+            </w:r>
           </w:p>
           <w:p>
             <w:pPr>
@@ -6172,31 +5309,7 @@
       </w:r>
       <w:r>
         <w:tab/>
-        <w:t xml:space="preserve">apakah </w:t>
-      </w:r>
-      <w:proofErr w:type="spellStart"/>
-      <w:r>
-        <w:t>input</w:t>
-      </w:r>
-      <w:proofErr w:type="spellEnd"/>
-      <w:r>
-        <w:t xml:space="preserve"> benar-benar 5 digit (</w:t>
-      </w:r>
-      <w:proofErr w:type="spellStart"/>
-      <w:r>
-        <w:t>True</w:t>
-      </w:r>
-      <w:proofErr w:type="spellEnd"/>
-      <w:r>
-        <w:t>/</w:t>
-      </w:r>
-      <w:proofErr w:type="spellStart"/>
-      <w:r>
-        <w:t>False</w:t>
-      </w:r>
-      <w:proofErr w:type="spellEnd"/>
-      <w:r>
-        <w:t>);</w:t>
+        <w:t>apakah input benar-benar 5 digit (True/False);</w:t>
       </w:r>
     </w:p>
     <w:p>
@@ -6318,17 +5431,8 @@
           <w:b/>
           <w:bCs/>
         </w:rPr>
-        <w:t xml:space="preserve">bilangan </w:t>
-      </w:r>
-      <w:proofErr w:type="spellStart"/>
-      <w:r>
-        <w:rPr>
-          <w:b/>
-          <w:bCs/>
-        </w:rPr>
-        <w:t>Harshad</w:t>
-      </w:r>
-      <w:proofErr w:type="spellEnd"/>
+        <w:t>bilangan Harshad</w:t>
+      </w:r>
       <w:r>
         <w:t>).</w:t>
       </w:r>
@@ -6475,34 +5579,14 @@
               <w:keepLines/>
               <w:spacing w:line="250" w:lineRule="auto"/>
             </w:pPr>
-            <w:proofErr w:type="spellStart"/>
-            <w:r>
-              <w:rPr>
-                <w:rFonts w:ascii="Courier New" w:eastAsia="Courier New" w:hAnsi="Courier New" w:cs="Courier New"/>
-                <w:sz w:val="18"/>
-                <w:szCs w:val="18"/>
-              </w:rPr>
-              <w:t>Input</w:t>
-            </w:r>
-            <w:proofErr w:type="spellEnd"/>
-            <w:r>
-              <w:rPr>
-                <w:rFonts w:ascii="Courier New" w:eastAsia="Courier New" w:hAnsi="Courier New" w:cs="Courier New"/>
-                <w:sz w:val="18"/>
-                <w:szCs w:val="18"/>
-              </w:rPr>
-              <w:t xml:space="preserve"> valid        : </w:t>
-            </w:r>
-            <w:proofErr w:type="spellStart"/>
-            <w:r>
-              <w:rPr>
-                <w:rFonts w:ascii="Courier New" w:eastAsia="Courier New" w:hAnsi="Courier New" w:cs="Courier New"/>
-                <w:sz w:val="18"/>
-                <w:szCs w:val="18"/>
-              </w:rPr>
-              <w:t>True</w:t>
-            </w:r>
-            <w:proofErr w:type="spellEnd"/>
+            <w:r>
+              <w:rPr>
+                <w:rFonts w:ascii="Courier New" w:eastAsia="Courier New" w:hAnsi="Courier New" w:cs="Courier New"/>
+                <w:sz w:val="18"/>
+                <w:szCs w:val="18"/>
+              </w:rPr>
+              <w:t>Input valid        : True</w:t>
+            </w:r>
           </w:p>
           <w:p>
             <w:pPr>
@@ -6561,60 +5645,22 @@
                 <w:sz w:val="18"/>
                 <w:szCs w:val="18"/>
               </w:rPr>
-              <w:t xml:space="preserve">Palindrom          : </w:t>
-            </w:r>
-            <w:proofErr w:type="spellStart"/>
-            <w:r>
-              <w:rPr>
-                <w:rFonts w:ascii="Courier New" w:eastAsia="Courier New" w:hAnsi="Courier New" w:cs="Courier New"/>
-                <w:sz w:val="18"/>
-                <w:szCs w:val="18"/>
-              </w:rPr>
-              <w:t>False</w:t>
-            </w:r>
-            <w:proofErr w:type="spellEnd"/>
-          </w:p>
-          <w:p>
-            <w:pPr>
-              <w:keepLines/>
-              <w:spacing w:line="250" w:lineRule="auto"/>
-            </w:pPr>
-            <w:r>
-              <w:rPr>
-                <w:rFonts w:ascii="Courier New" w:eastAsia="Courier New" w:hAnsi="Courier New" w:cs="Courier New"/>
-                <w:sz w:val="18"/>
-                <w:szCs w:val="18"/>
-              </w:rPr>
-              <w:t xml:space="preserve">Bilangan </w:t>
-            </w:r>
-            <w:proofErr w:type="spellStart"/>
-            <w:r>
-              <w:rPr>
-                <w:rFonts w:ascii="Courier New" w:eastAsia="Courier New" w:hAnsi="Courier New" w:cs="Courier New"/>
-                <w:sz w:val="18"/>
-                <w:szCs w:val="18"/>
-              </w:rPr>
-              <w:t>Harshad</w:t>
-            </w:r>
-            <w:proofErr w:type="spellEnd"/>
-            <w:r>
-              <w:rPr>
-                <w:rFonts w:ascii="Courier New" w:eastAsia="Courier New" w:hAnsi="Courier New" w:cs="Courier New"/>
-                <w:sz w:val="18"/>
-                <w:szCs w:val="18"/>
-              </w:rPr>
-              <w:t xml:space="preserve">   : </w:t>
-            </w:r>
-            <w:proofErr w:type="spellStart"/>
-            <w:r>
-              <w:rPr>
-                <w:rFonts w:ascii="Courier New" w:eastAsia="Courier New" w:hAnsi="Courier New" w:cs="Courier New"/>
-                <w:sz w:val="18"/>
-                <w:szCs w:val="18"/>
-              </w:rPr>
-              <w:t>False</w:t>
-            </w:r>
-            <w:proofErr w:type="spellEnd"/>
+              <w:t>Palindrom          : False</w:t>
+            </w:r>
+          </w:p>
+          <w:p>
+            <w:pPr>
+              <w:keepLines/>
+              <w:spacing w:line="250" w:lineRule="auto"/>
+            </w:pPr>
+            <w:r>
+              <w:rPr>
+                <w:rFonts w:ascii="Courier New" w:eastAsia="Courier New" w:hAnsi="Courier New" w:cs="Courier New"/>
+                <w:sz w:val="18"/>
+                <w:szCs w:val="18"/>
+              </w:rPr>
+              <w:t>Bilangan Harshad   : False</w:t>
+            </w:r>
           </w:p>
         </w:tc>
         <w:tc>
@@ -6660,34 +5706,14 @@
               <w:keepLines/>
               <w:spacing w:line="250" w:lineRule="auto"/>
             </w:pPr>
-            <w:proofErr w:type="spellStart"/>
-            <w:r>
-              <w:rPr>
-                <w:rFonts w:ascii="Courier New" w:eastAsia="Courier New" w:hAnsi="Courier New" w:cs="Courier New"/>
-                <w:sz w:val="18"/>
-                <w:szCs w:val="18"/>
-              </w:rPr>
-              <w:t>Input</w:t>
-            </w:r>
-            <w:proofErr w:type="spellEnd"/>
-            <w:r>
-              <w:rPr>
-                <w:rFonts w:ascii="Courier New" w:eastAsia="Courier New" w:hAnsi="Courier New" w:cs="Courier New"/>
-                <w:sz w:val="18"/>
-                <w:szCs w:val="18"/>
-              </w:rPr>
-              <w:t xml:space="preserve"> valid        : </w:t>
-            </w:r>
-            <w:proofErr w:type="spellStart"/>
-            <w:r>
-              <w:rPr>
-                <w:rFonts w:ascii="Courier New" w:eastAsia="Courier New" w:hAnsi="Courier New" w:cs="Courier New"/>
-                <w:sz w:val="18"/>
-                <w:szCs w:val="18"/>
-              </w:rPr>
-              <w:t>True</w:t>
-            </w:r>
-            <w:proofErr w:type="spellEnd"/>
+            <w:r>
+              <w:rPr>
+                <w:rFonts w:ascii="Courier New" w:eastAsia="Courier New" w:hAnsi="Courier New" w:cs="Courier New"/>
+                <w:sz w:val="18"/>
+                <w:szCs w:val="18"/>
+              </w:rPr>
+              <w:t>Input valid        : True</w:t>
+            </w:r>
           </w:p>
           <w:p>
             <w:pPr>
@@ -6746,60 +5772,22 @@
                 <w:sz w:val="18"/>
                 <w:szCs w:val="18"/>
               </w:rPr>
-              <w:t xml:space="preserve">Palindrom          : </w:t>
-            </w:r>
-            <w:proofErr w:type="spellStart"/>
-            <w:r>
-              <w:rPr>
-                <w:rFonts w:ascii="Courier New" w:eastAsia="Courier New" w:hAnsi="Courier New" w:cs="Courier New"/>
-                <w:sz w:val="18"/>
-                <w:szCs w:val="18"/>
-              </w:rPr>
-              <w:t>True</w:t>
-            </w:r>
-            <w:proofErr w:type="spellEnd"/>
-          </w:p>
-          <w:p>
-            <w:pPr>
-              <w:keepLines/>
-              <w:spacing w:line="250" w:lineRule="auto"/>
-            </w:pPr>
-            <w:r>
-              <w:rPr>
-                <w:rFonts w:ascii="Courier New" w:eastAsia="Courier New" w:hAnsi="Courier New" w:cs="Courier New"/>
-                <w:sz w:val="18"/>
-                <w:szCs w:val="18"/>
-              </w:rPr>
-              <w:t xml:space="preserve">Bilangan </w:t>
-            </w:r>
-            <w:proofErr w:type="spellStart"/>
-            <w:r>
-              <w:rPr>
-                <w:rFonts w:ascii="Courier New" w:eastAsia="Courier New" w:hAnsi="Courier New" w:cs="Courier New"/>
-                <w:sz w:val="18"/>
-                <w:szCs w:val="18"/>
-              </w:rPr>
-              <w:t>Harshad</w:t>
-            </w:r>
-            <w:proofErr w:type="spellEnd"/>
-            <w:r>
-              <w:rPr>
-                <w:rFonts w:ascii="Courier New" w:eastAsia="Courier New" w:hAnsi="Courier New" w:cs="Courier New"/>
-                <w:sz w:val="18"/>
-                <w:szCs w:val="18"/>
-              </w:rPr>
-              <w:t xml:space="preserve">   : </w:t>
-            </w:r>
-            <w:proofErr w:type="spellStart"/>
-            <w:r>
-              <w:rPr>
-                <w:rFonts w:ascii="Courier New" w:eastAsia="Courier New" w:hAnsi="Courier New" w:cs="Courier New"/>
-                <w:sz w:val="18"/>
-                <w:szCs w:val="18"/>
-              </w:rPr>
-              <w:t>True</w:t>
-            </w:r>
-            <w:proofErr w:type="spellEnd"/>
+              <w:t>Palindrom          : True</w:t>
+            </w:r>
+          </w:p>
+          <w:p>
+            <w:pPr>
+              <w:keepLines/>
+              <w:spacing w:line="250" w:lineRule="auto"/>
+            </w:pPr>
+            <w:r>
+              <w:rPr>
+                <w:rFonts w:ascii="Courier New" w:eastAsia="Courier New" w:hAnsi="Courier New" w:cs="Courier New"/>
+                <w:sz w:val="18"/>
+                <w:szCs w:val="18"/>
+              </w:rPr>
+              <w:t>Bilangan Harshad   : True</w:t>
+            </w:r>
           </w:p>
         </w:tc>
       </w:tr>
@@ -6901,23 +5889,7 @@
                 <w:sz w:val="21"/>
                 <w:szCs w:val="21"/>
               </w:rPr>
-              <w:t xml:space="preserve"> di </w:t>
-            </w:r>
-            <w:proofErr w:type="spellStart"/>
-            <w:r>
-              <w:rPr>
-                <w:sz w:val="21"/>
-                <w:szCs w:val="21"/>
-              </w:rPr>
-              <w:t>Python</w:t>
-            </w:r>
-            <w:proofErr w:type="spellEnd"/>
-            <w:r>
-              <w:rPr>
-                <w:sz w:val="21"/>
-                <w:szCs w:val="21"/>
-              </w:rPr>
-              <w:t>. Digit apa yang kamu dapatkan?</w:t>
+              <w:t xml:space="preserve"> di Python. Digit apa yang kamu dapatkan?</w:t>
             </w:r>
           </w:p>
         </w:tc>
@@ -6933,15 +5905,7 @@
         </w:pBdr>
       </w:pPr>
       <w:r>
-        <w:t xml:space="preserve">C3. </w:t>
-      </w:r>
-      <w:proofErr w:type="spellStart"/>
-      <w:r>
-        <w:t>Validator</w:t>
-      </w:r>
-      <w:proofErr w:type="spellEnd"/>
-      <w:r>
-        <w:t xml:space="preserve"> Tanggal</w:t>
+        <w:t>C3. Validator Tanggal</w:t>
       </w:r>
       <w:r>
         <w:rPr>
@@ -7287,18 +6251,8 @@
                 <w:sz w:val="18"/>
                 <w:szCs w:val="18"/>
               </w:rPr>
-              <w:t xml:space="preserve">Tahun kabisat : </w:t>
-            </w:r>
-            <w:proofErr w:type="spellStart"/>
-            <w:r>
-              <w:rPr>
-                <w:rFonts w:ascii="Courier New" w:eastAsia="Courier New" w:hAnsi="Courier New" w:cs="Courier New"/>
-                <w:sz w:val="18"/>
-                <w:szCs w:val="18"/>
-              </w:rPr>
-              <w:t>True</w:t>
-            </w:r>
-            <w:proofErr w:type="spellEnd"/>
+              <w:t>Tahun kabisat : True</w:t>
+            </w:r>
           </w:p>
           <w:p>
             <w:pPr>
@@ -7326,18 +6280,8 @@
                 <w:sz w:val="18"/>
                 <w:szCs w:val="18"/>
               </w:rPr>
-              <w:t xml:space="preserve">Tanggal valid : </w:t>
-            </w:r>
-            <w:proofErr w:type="spellStart"/>
-            <w:r>
-              <w:rPr>
-                <w:rFonts w:ascii="Courier New" w:eastAsia="Courier New" w:hAnsi="Courier New" w:cs="Courier New"/>
-                <w:sz w:val="18"/>
-                <w:szCs w:val="18"/>
-              </w:rPr>
-              <w:t>True</w:t>
-            </w:r>
-            <w:proofErr w:type="spellEnd"/>
+              <w:t>Tanggal valid : True</w:t>
+            </w:r>
           </w:p>
         </w:tc>
         <w:tc>
@@ -7441,18 +6385,8 @@
                 <w:sz w:val="18"/>
                 <w:szCs w:val="18"/>
               </w:rPr>
-              <w:t xml:space="preserve">Tahun kabisat : </w:t>
-            </w:r>
-            <w:proofErr w:type="spellStart"/>
-            <w:r>
-              <w:rPr>
-                <w:rFonts w:ascii="Courier New" w:eastAsia="Courier New" w:hAnsi="Courier New" w:cs="Courier New"/>
-                <w:sz w:val="18"/>
-                <w:szCs w:val="18"/>
-              </w:rPr>
-              <w:t>False</w:t>
-            </w:r>
-            <w:proofErr w:type="spellEnd"/>
+              <w:t>Tahun kabisat : False</w:t>
+            </w:r>
           </w:p>
           <w:p>
             <w:pPr>
@@ -7480,18 +6414,8 @@
                 <w:sz w:val="18"/>
                 <w:szCs w:val="18"/>
               </w:rPr>
-              <w:t xml:space="preserve">Tanggal valid : </w:t>
-            </w:r>
-            <w:proofErr w:type="spellStart"/>
-            <w:r>
-              <w:rPr>
-                <w:rFonts w:ascii="Courier New" w:eastAsia="Courier New" w:hAnsi="Courier New" w:cs="Courier New"/>
-                <w:sz w:val="18"/>
-                <w:szCs w:val="18"/>
-              </w:rPr>
-              <w:t>False</w:t>
-            </w:r>
-            <w:proofErr w:type="spellEnd"/>
+              <w:t>Tanggal valid : False</w:t>
+            </w:r>
           </w:p>
         </w:tc>
       </w:tr>
@@ -7561,25 +6485,8 @@
                 <w:sz w:val="21"/>
                 <w:szCs w:val="21"/>
               </w:rPr>
-              <w:t xml:space="preserve"> Simpan setiap kondisi dalam variabel </w:t>
-            </w:r>
-            <w:proofErr w:type="spellStart"/>
-            <w:r>
-              <w:rPr>
-                <w:sz w:val="21"/>
-                <w:szCs w:val="21"/>
-              </w:rPr>
-              <w:t>boolean</w:t>
-            </w:r>
-            <w:proofErr w:type="spellEnd"/>
-            <w:r>
-              <w:rPr>
-                <w:sz w:val="21"/>
-                <w:szCs w:val="21"/>
-              </w:rPr>
-              <w:t xml:space="preserve">, misalnya </w:t>
-            </w:r>
-            <w:proofErr w:type="spellStart"/>
+              <w:t xml:space="preserve"> Simpan setiap kondisi dalam variabel boolean, misalnya </w:t>
+            </w:r>
             <w:r>
               <w:rPr>
                 <w:rFonts w:ascii="Courier New" w:eastAsia="Courier New" w:hAnsi="Courier New" w:cs="Courier New"/>
@@ -7587,9 +6494,15 @@
                 <w:sz w:val="19"/>
                 <w:szCs w:val="19"/>
               </w:rPr>
-              <w:t>februari</w:t>
-            </w:r>
-            <w:proofErr w:type="spellEnd"/>
+              <w:t>februari = bulan == 2</w:t>
+            </w:r>
+            <w:r>
+              <w:rPr>
+                <w:sz w:val="21"/>
+                <w:szCs w:val="21"/>
+              </w:rPr>
+              <w:t xml:space="preserve">, lalu gunakan variabel itu di dalam rumus aritmetika. Ingat: </w:t>
+            </w:r>
             <w:r>
               <w:rPr>
                 <w:rFonts w:ascii="Courier New" w:eastAsia="Courier New" w:hAnsi="Courier New" w:cs="Courier New"/>
@@ -7597,35 +6510,8 @@
                 <w:sz w:val="19"/>
                 <w:szCs w:val="19"/>
               </w:rPr>
-              <w:t xml:space="preserve"> = bulan == 2</w:t>
-            </w:r>
-            <w:r>
-              <w:rPr>
-                <w:sz w:val="21"/>
-                <w:szCs w:val="21"/>
-              </w:rPr>
-              <w:t xml:space="preserve">, lalu gunakan variabel itu di dalam rumus aritmetika. Ingat: </w:t>
-            </w:r>
-            <w:r>
-              <w:rPr>
-                <w:rFonts w:ascii="Courier New" w:eastAsia="Courier New" w:hAnsi="Courier New" w:cs="Courier New"/>
-                <w:color w:val="9A3412"/>
-                <w:sz w:val="19"/>
-                <w:szCs w:val="19"/>
-              </w:rPr>
-              <w:t xml:space="preserve">28 + </w:t>
-            </w:r>
-            <w:proofErr w:type="spellStart"/>
-            <w:r>
-              <w:rPr>
-                <w:rFonts w:ascii="Courier New" w:eastAsia="Courier New" w:hAnsi="Courier New" w:cs="Courier New"/>
-                <w:color w:val="9A3412"/>
-                <w:sz w:val="19"/>
-                <w:szCs w:val="19"/>
-              </w:rPr>
-              <w:t>True</w:t>
-            </w:r>
-            <w:proofErr w:type="spellEnd"/>
+              <w:t>28 + True</w:t>
+            </w:r>
             <w:r>
               <w:rPr>
                 <w:sz w:val="21"/>
@@ -7722,15 +6608,7 @@
       </w:r>
       <w:r>
         <w:tab/>
-        <w:t>Semua nilai dan kehadiran berada pada rentang 0–100 (</w:t>
-      </w:r>
-      <w:proofErr w:type="spellStart"/>
-      <w:r>
-        <w:t>input</w:t>
-      </w:r>
-      <w:proofErr w:type="spellEnd"/>
-      <w:r>
-        <w:t xml:space="preserve"> valid).</w:t>
+        <w:t>Semua nilai dan kehadiran berada pada rentang 0–100 (input valid).</w:t>
       </w:r>
     </w:p>
     <w:p>
@@ -7893,17 +6771,8 @@
           <w:b/>
           <w:bCs/>
         </w:rPr>
-        <w:t xml:space="preserve">tanpa </w:t>
-      </w:r>
-      <w:proofErr w:type="spellStart"/>
-      <w:r>
-        <w:rPr>
-          <w:b/>
-          <w:bCs/>
-        </w:rPr>
-        <w:t>if</w:t>
-      </w:r>
-      <w:proofErr w:type="spellEnd"/>
+        <w:t>tanpa if</w:t>
+      </w:r>
       <w:r>
         <w:t>.</w:t>
       </w:r>
@@ -8149,25 +7018,7 @@
                 <w:sz w:val="18"/>
                 <w:szCs w:val="18"/>
               </w:rPr>
-              <w:t xml:space="preserve">Penghasilan </w:t>
-            </w:r>
-            <w:proofErr w:type="spellStart"/>
-            <w:r>
-              <w:rPr>
-                <w:rFonts w:ascii="Courier New" w:eastAsia="Courier New" w:hAnsi="Courier New" w:cs="Courier New"/>
-                <w:sz w:val="18"/>
-                <w:szCs w:val="18"/>
-              </w:rPr>
-              <w:t>ortu</w:t>
-            </w:r>
-            <w:proofErr w:type="spellEnd"/>
-            <w:r>
-              <w:rPr>
-                <w:rFonts w:ascii="Courier New" w:eastAsia="Courier New" w:hAnsi="Courier New" w:cs="Courier New"/>
-                <w:sz w:val="18"/>
-                <w:szCs w:val="18"/>
-              </w:rPr>
-              <w:t xml:space="preserve">  : </w:t>
+              <w:t xml:space="preserve">Penghasilan ortu  : </w:t>
             </w:r>
             <w:r>
               <w:rPr>
@@ -8228,34 +7079,14 @@
               <w:keepLines/>
               <w:spacing w:line="250" w:lineRule="auto"/>
             </w:pPr>
-            <w:proofErr w:type="spellStart"/>
-            <w:r>
-              <w:rPr>
-                <w:rFonts w:ascii="Courier New" w:eastAsia="Courier New" w:hAnsi="Courier New" w:cs="Courier New"/>
-                <w:sz w:val="18"/>
-                <w:szCs w:val="18"/>
-              </w:rPr>
-              <w:t>Input</w:t>
-            </w:r>
-            <w:proofErr w:type="spellEnd"/>
-            <w:r>
-              <w:rPr>
-                <w:rFonts w:ascii="Courier New" w:eastAsia="Courier New" w:hAnsi="Courier New" w:cs="Courier New"/>
-                <w:sz w:val="18"/>
-                <w:szCs w:val="18"/>
-              </w:rPr>
-              <w:t xml:space="preserve"> valid : </w:t>
-            </w:r>
-            <w:proofErr w:type="spellStart"/>
-            <w:r>
-              <w:rPr>
-                <w:rFonts w:ascii="Courier New" w:eastAsia="Courier New" w:hAnsi="Courier New" w:cs="Courier New"/>
-                <w:sz w:val="18"/>
-                <w:szCs w:val="18"/>
-              </w:rPr>
-              <w:t>True</w:t>
-            </w:r>
-            <w:proofErr w:type="spellEnd"/>
+            <w:r>
+              <w:rPr>
+                <w:rFonts w:ascii="Courier New" w:eastAsia="Courier New" w:hAnsi="Courier New" w:cs="Courier New"/>
+                <w:sz w:val="18"/>
+                <w:szCs w:val="18"/>
+              </w:rPr>
+              <w:t>Input valid : True</w:t>
+            </w:r>
           </w:p>
           <w:p>
             <w:pPr>
@@ -8399,25 +7230,7 @@
                 <w:sz w:val="18"/>
                 <w:szCs w:val="18"/>
               </w:rPr>
-              <w:t xml:space="preserve">Penghasilan </w:t>
-            </w:r>
-            <w:proofErr w:type="spellStart"/>
-            <w:r>
-              <w:rPr>
-                <w:rFonts w:ascii="Courier New" w:eastAsia="Courier New" w:hAnsi="Courier New" w:cs="Courier New"/>
-                <w:sz w:val="18"/>
-                <w:szCs w:val="18"/>
-              </w:rPr>
-              <w:t>ortu</w:t>
-            </w:r>
-            <w:proofErr w:type="spellEnd"/>
-            <w:r>
-              <w:rPr>
-                <w:rFonts w:ascii="Courier New" w:eastAsia="Courier New" w:hAnsi="Courier New" w:cs="Courier New"/>
-                <w:sz w:val="18"/>
-                <w:szCs w:val="18"/>
-              </w:rPr>
-              <w:t xml:space="preserve">  : </w:t>
+              <w:t xml:space="preserve">Penghasilan ortu  : </w:t>
             </w:r>
             <w:r>
               <w:rPr>
@@ -8478,34 +7291,14 @@
               <w:keepLines/>
               <w:spacing w:line="250" w:lineRule="auto"/>
             </w:pPr>
-            <w:proofErr w:type="spellStart"/>
-            <w:r>
-              <w:rPr>
-                <w:rFonts w:ascii="Courier New" w:eastAsia="Courier New" w:hAnsi="Courier New" w:cs="Courier New"/>
-                <w:sz w:val="18"/>
-                <w:szCs w:val="18"/>
-              </w:rPr>
-              <w:t>Input</w:t>
-            </w:r>
-            <w:proofErr w:type="spellEnd"/>
-            <w:r>
-              <w:rPr>
-                <w:rFonts w:ascii="Courier New" w:eastAsia="Courier New" w:hAnsi="Courier New" w:cs="Courier New"/>
-                <w:sz w:val="18"/>
-                <w:szCs w:val="18"/>
-              </w:rPr>
-              <w:t xml:space="preserve"> valid : </w:t>
-            </w:r>
-            <w:proofErr w:type="spellStart"/>
-            <w:r>
-              <w:rPr>
-                <w:rFonts w:ascii="Courier New" w:eastAsia="Courier New" w:hAnsi="Courier New" w:cs="Courier New"/>
-                <w:sz w:val="18"/>
-                <w:szCs w:val="18"/>
-              </w:rPr>
-              <w:t>True</w:t>
-            </w:r>
-            <w:proofErr w:type="spellEnd"/>
+            <w:r>
+              <w:rPr>
+                <w:rFonts w:ascii="Courier New" w:eastAsia="Courier New" w:hAnsi="Courier New" w:cs="Courier New"/>
+                <w:sz w:val="18"/>
+                <w:szCs w:val="18"/>
+              </w:rPr>
+              <w:t>Input valid : True</w:t>
+            </w:r>
           </w:p>
           <w:p>
             <w:pPr>
@@ -8591,7 +7384,6 @@
               </w:rPr>
               <w:t xml:space="preserve"> Jalankan </w:t>
             </w:r>
-            <w:proofErr w:type="spellStart"/>
             <w:r>
               <w:rPr>
                 <w:rFonts w:ascii="Courier New" w:eastAsia="Courier New" w:hAnsi="Courier New" w:cs="Courier New"/>
@@ -8599,9 +7391,15 @@
                 <w:sz w:val="19"/>
                 <w:szCs w:val="19"/>
               </w:rPr>
-              <w:t>print</w:t>
-            </w:r>
-            <w:proofErr w:type="spellEnd"/>
+              <w:t>print("TIDAK " * True + "LAYAK")</w:t>
+            </w:r>
+            <w:r>
+              <w:rPr>
+                <w:sz w:val="21"/>
+                <w:szCs w:val="21"/>
+              </w:rPr>
+              <w:t xml:space="preserve"> dan </w:t>
+            </w:r>
             <w:r>
               <w:rPr>
                 <w:rFonts w:ascii="Courier New" w:eastAsia="Courier New" w:hAnsi="Courier New" w:cs="Courier New"/>
@@ -8609,74 +7407,7 @@
                 <w:sz w:val="19"/>
                 <w:szCs w:val="19"/>
               </w:rPr>
-              <w:t xml:space="preserve">("TIDAK " * </w:t>
-            </w:r>
-            <w:proofErr w:type="spellStart"/>
-            <w:r>
-              <w:rPr>
-                <w:rFonts w:ascii="Courier New" w:eastAsia="Courier New" w:hAnsi="Courier New" w:cs="Courier New"/>
-                <w:color w:val="9A3412"/>
-                <w:sz w:val="19"/>
-                <w:szCs w:val="19"/>
-              </w:rPr>
-              <w:t>True</w:t>
-            </w:r>
-            <w:proofErr w:type="spellEnd"/>
-            <w:r>
-              <w:rPr>
-                <w:rFonts w:ascii="Courier New" w:eastAsia="Courier New" w:hAnsi="Courier New" w:cs="Courier New"/>
-                <w:color w:val="9A3412"/>
-                <w:sz w:val="19"/>
-                <w:szCs w:val="19"/>
-              </w:rPr>
-              <w:t xml:space="preserve"> + "LAYAK")</w:t>
-            </w:r>
-            <w:r>
-              <w:rPr>
-                <w:sz w:val="21"/>
-                <w:szCs w:val="21"/>
-              </w:rPr>
-              <w:t xml:space="preserve"> dan </w:t>
-            </w:r>
-            <w:proofErr w:type="spellStart"/>
-            <w:r>
-              <w:rPr>
-                <w:rFonts w:ascii="Courier New" w:eastAsia="Courier New" w:hAnsi="Courier New" w:cs="Courier New"/>
-                <w:color w:val="9A3412"/>
-                <w:sz w:val="19"/>
-                <w:szCs w:val="19"/>
-              </w:rPr>
-              <w:t>print</w:t>
-            </w:r>
-            <w:proofErr w:type="spellEnd"/>
-            <w:r>
-              <w:rPr>
-                <w:rFonts w:ascii="Courier New" w:eastAsia="Courier New" w:hAnsi="Courier New" w:cs="Courier New"/>
-                <w:color w:val="9A3412"/>
-                <w:sz w:val="19"/>
-                <w:szCs w:val="19"/>
-              </w:rPr>
-              <w:t xml:space="preserve">("TIDAK " * </w:t>
-            </w:r>
-            <w:proofErr w:type="spellStart"/>
-            <w:r>
-              <w:rPr>
-                <w:rFonts w:ascii="Courier New" w:eastAsia="Courier New" w:hAnsi="Courier New" w:cs="Courier New"/>
-                <w:color w:val="9A3412"/>
-                <w:sz w:val="19"/>
-                <w:szCs w:val="19"/>
-              </w:rPr>
-              <w:t>False</w:t>
-            </w:r>
-            <w:proofErr w:type="spellEnd"/>
-            <w:r>
-              <w:rPr>
-                <w:rFonts w:ascii="Courier New" w:eastAsia="Courier New" w:hAnsi="Courier New" w:cs="Courier New"/>
-                <w:color w:val="9A3412"/>
-                <w:sz w:val="19"/>
-                <w:szCs w:val="19"/>
-              </w:rPr>
-              <w:t xml:space="preserve"> + "LAYAK")</w:t>
+              <w:t>print("TIDAK " * False + "LAYAK")</w:t>
             </w:r>
             <w:r>
               <w:rPr>
@@ -9392,7 +8123,6 @@
       <w:r>
         <w:t xml:space="preserve">Tetap mematuhi Aturan Main: tanpa </w:t>
       </w:r>
-      <w:proofErr w:type="spellStart"/>
       <w:r>
         <w:rPr>
           <w:rFonts w:ascii="Courier New" w:eastAsia="Courier New" w:hAnsi="Courier New" w:cs="Courier New"/>
@@ -9402,7 +8132,6 @@
         </w:rPr>
         <w:t>if</w:t>
       </w:r>
-      <w:proofErr w:type="spellEnd"/>
       <w:r>
         <w:t xml:space="preserve">, </w:t>
       </w:r>
@@ -9418,7 +8147,6 @@
       <w:r>
         <w:t xml:space="preserve">, </w:t>
       </w:r>
-      <w:proofErr w:type="spellStart"/>
       <w:r>
         <w:rPr>
           <w:rFonts w:ascii="Courier New" w:eastAsia="Courier New" w:hAnsi="Courier New" w:cs="Courier New"/>
@@ -9426,9 +8154,11 @@
           <w:sz w:val="20"/>
           <w:szCs w:val="20"/>
         </w:rPr>
-        <w:t>max</w:t>
-      </w:r>
-      <w:proofErr w:type="spellEnd"/>
+        <w:t>max()</w:t>
+      </w:r>
+      <w:r>
+        <w:t xml:space="preserve">, atau </w:t>
+      </w:r>
       <w:r>
         <w:rPr>
           <w:rFonts w:ascii="Courier New" w:eastAsia="Courier New" w:hAnsi="Courier New" w:cs="Courier New"/>
@@ -9436,30 +8166,7 @@
           <w:sz w:val="20"/>
           <w:szCs w:val="20"/>
         </w:rPr>
-        <w:t>()</w:t>
-      </w:r>
-      <w:r>
-        <w:t xml:space="preserve">, atau </w:t>
-      </w:r>
-      <w:proofErr w:type="spellStart"/>
-      <w:r>
-        <w:rPr>
-          <w:rFonts w:ascii="Courier New" w:eastAsia="Courier New" w:hAnsi="Courier New" w:cs="Courier New"/>
-          <w:color w:val="9A3412"/>
-          <w:sz w:val="20"/>
-          <w:szCs w:val="20"/>
-        </w:rPr>
-        <w:t>sorted</w:t>
-      </w:r>
-      <w:proofErr w:type="spellEnd"/>
-      <w:r>
-        <w:rPr>
-          <w:rFonts w:ascii="Courier New" w:eastAsia="Courier New" w:hAnsi="Courier New" w:cs="Courier New"/>
-          <w:color w:val="9A3412"/>
-          <w:sz w:val="20"/>
-          <w:szCs w:val="20"/>
-        </w:rPr>
-        <w:t>()</w:t>
+        <w:t>sorted()</w:t>
       </w:r>
       <w:r>
         <w:t>.</w:t>
@@ -9724,18 +8431,8 @@
                 <w:sz w:val="18"/>
                 <w:szCs w:val="18"/>
               </w:rPr>
-              <w:t xml:space="preserve">Barisan aritmetika : </w:t>
-            </w:r>
-            <w:proofErr w:type="spellStart"/>
-            <w:r>
-              <w:rPr>
-                <w:rFonts w:ascii="Courier New" w:eastAsia="Courier New" w:hAnsi="Courier New" w:cs="Courier New"/>
-                <w:sz w:val="18"/>
-                <w:szCs w:val="18"/>
-              </w:rPr>
-              <w:t>True</w:t>
-            </w:r>
-            <w:proofErr w:type="spellEnd"/>
+              <w:t>Barisan aritmetika : True</w:t>
+            </w:r>
           </w:p>
         </w:tc>
         <w:tc>
@@ -9883,18 +8580,8 @@
                 <w:sz w:val="18"/>
                 <w:szCs w:val="18"/>
               </w:rPr>
-              <w:t xml:space="preserve">Barisan aritmetika : </w:t>
-            </w:r>
-            <w:proofErr w:type="spellStart"/>
-            <w:r>
-              <w:rPr>
-                <w:rFonts w:ascii="Courier New" w:eastAsia="Courier New" w:hAnsi="Courier New" w:cs="Courier New"/>
-                <w:sz w:val="18"/>
-                <w:szCs w:val="18"/>
-              </w:rPr>
-              <w:t>False</w:t>
-            </w:r>
-            <w:proofErr w:type="spellEnd"/>
+              <w:t>Barisan aritmetika : False</w:t>
+            </w:r>
           </w:p>
         </w:tc>
       </w:tr>
@@ -9964,23 +8651,7 @@
                 <w:sz w:val="21"/>
                 <w:szCs w:val="21"/>
               </w:rPr>
-              <w:t xml:space="preserve"> Gunakan </w:t>
-            </w:r>
-            <w:proofErr w:type="spellStart"/>
-            <w:r>
-              <w:rPr>
-                <w:sz w:val="21"/>
-                <w:szCs w:val="21"/>
-              </w:rPr>
-              <w:t>boolean</w:t>
-            </w:r>
-            <w:proofErr w:type="spellEnd"/>
-            <w:r>
-              <w:rPr>
-                <w:sz w:val="21"/>
-                <w:szCs w:val="21"/>
-              </w:rPr>
-              <w:t xml:space="preserve"> sebagai saklar untuk “memilih” bilangan terbesar dan terkecil. Uji juga dengan bilangan kembar, misalnya 5, 5, 5.</w:t>
+              <w:t xml:space="preserve"> Gunakan boolean sebagai saklar untuk “memilih” bilangan terbesar dan terkecil. Uji juga dengan bilangan kembar, misalnya 5, 5, 5.</w:t>
             </w:r>
           </w:p>
         </w:tc>
@@ -10167,25 +8838,7 @@
         <w:sz w:val="17"/>
         <w:szCs w:val="17"/>
       </w:rPr>
-      <w:t xml:space="preserve">Tugas </w:t>
-    </w:r>
-    <w:proofErr w:type="spellStart"/>
-    <w:r>
-      <w:rPr>
-        <w:color w:val="5A6B80"/>
-        <w:sz w:val="17"/>
-        <w:szCs w:val="17"/>
-      </w:rPr>
-      <w:t>Python</w:t>
-    </w:r>
-    <w:proofErr w:type="spellEnd"/>
-    <w:r>
-      <w:rPr>
-        <w:color w:val="5A6B80"/>
-        <w:sz w:val="17"/>
-        <w:szCs w:val="17"/>
-      </w:rPr>
-      <w:t xml:space="preserve"> Dasar </w:t>
+      <w:t xml:space="preserve">Tugas Python Dasar </w:t>
     </w:r>
   </w:p>
   <w:p>
@@ -10862,6 +9515,7 @@
   <w:style w:type="character" w:default="1" w:styleId="DefaultParagraphFont">
     <w:name w:val="Default Paragraph Font"/>
     <w:uiPriority w:val="1"/>
+    <w:semiHidden/>
     <w:unhideWhenUsed/>
   </w:style>
   <w:style w:type="table" w:default="1" w:styleId="TableNormal">
